--- a/会记_产品介绍.docx
+++ b/会记_产品介绍.docx
@@ -436,47 +436,10 @@
       </w:r>
       <w:r>
         <w:rPr>
-          <w:b/>
-          <w:color w:val="0F766E"/>
-          <w:sz w:val="20"/>
-          <w:lang w:eastAsia="zh-CN"/>
-        </w:rPr>
-        <w:t xml:space="preserve">  </w:t>
-      </w:r>
-      <w:r>
-        <w:rPr>
           <w:sz w:val="21"/>
           <w:lang w:eastAsia="zh-CN"/>
         </w:rPr>
-        <w:t>一套本地优先的实时会议系统：录音中提供低延迟多语言转写；停录后自动完成高精度</w:t>
-      </w:r>
-      <w:r>
-        <w:rPr>
-          <w:sz w:val="21"/>
-          <w:lang w:eastAsia="zh-CN"/>
-        </w:rPr>
-        <w:t xml:space="preserve"> ASR </w:t>
-      </w:r>
-      <w:r>
-        <w:rPr>
-          <w:sz w:val="21"/>
-          <w:lang w:eastAsia="zh-CN"/>
-        </w:rPr>
-        <w:t>精修、说话人重排和最终翻译，完成后由用户点击按钮生成纪要，并自动生成</w:t>
-      </w:r>
-      <w:r>
-        <w:rPr>
-          <w:sz w:val="21"/>
-          <w:lang w:eastAsia="zh-CN"/>
-        </w:rPr>
-        <w:t xml:space="preserve"> To-do-list</w:t>
-      </w:r>
-      <w:r>
-        <w:rPr>
-          <w:sz w:val="21"/>
-          <w:lang w:eastAsia="zh-CN"/>
-        </w:rPr>
-        <w:t>。录音保存与后台后处理相互独立，任何后处理失败都不影响已保存的音频和快速转写。</w:t>
+        <w:t xml:space="preserve">  一套本地优先的实时会议系统：录音中提供低延迟多语言转写和流式草稿；停录后自动完成高精度 ASR 精修、说话人重排和最终翻译，完成后由用户点击按钮生成纪要，并自动生成 To-do-list。前端以浅色 AI 工作台呈现会议历史、录音控制、实时逐句稿、纪要、To-do-list 和文件下载；会议级参数支持普通/高级分级、滑块与数字输入联动以及预设模板。录音保存与后台后处理相互独立，任何后处理失败都不影响已保存的音频和快速转写。</w:t>
       </w:r>
     </w:p>
     <w:p>
@@ -1296,113 +1259,7 @@
         <w:rPr>
           <w:lang w:eastAsia="zh-CN"/>
         </w:rPr>
-        <w:t>实时链路统一使用</w:t>
-      </w:r>
-      <w:r>
-        <w:rPr>
-          <w:lang w:eastAsia="zh-CN"/>
-        </w:rPr>
-        <w:t xml:space="preserve"> large-v3-turbo</w:t>
-      </w:r>
-      <w:r>
-        <w:rPr>
-          <w:lang w:eastAsia="zh-CN"/>
-        </w:rPr>
-        <w:t>，默认 beam_size=5、best_of=5；实时短片段会复用上一句语言先验和最近最多 3 句上下文（最多 500 字符），遇到低质量结果时清除这些先验并自动重试，降低模型切换和隐式回退带来的不确定性。浏览器通过</w:t>
-      </w:r>
-      <w:r>
-        <w:rPr>
-          <w:lang w:eastAsia="zh-CN"/>
-        </w:rPr>
-        <w:t xml:space="preserve"> </w:t>
-      </w:r>
-      <w:proofErr w:type="spellStart"/>
-      <w:r>
-        <w:rPr>
-          <w:lang w:eastAsia="zh-CN"/>
-        </w:rPr>
-        <w:t>AudioWorklet</w:t>
-      </w:r>
-      <w:proofErr w:type="spellEnd"/>
-      <w:r>
-        <w:rPr>
-          <w:lang w:eastAsia="zh-CN"/>
-        </w:rPr>
-        <w:t xml:space="preserve"> </w:t>
-      </w:r>
-      <w:r>
-        <w:rPr>
-          <w:lang w:eastAsia="zh-CN"/>
-        </w:rPr>
-        <w:t>采集</w:t>
-      </w:r>
-      <w:r>
-        <w:rPr>
-          <w:lang w:eastAsia="zh-CN"/>
-        </w:rPr>
-        <w:t xml:space="preserve"> 16 kHz</w:t>
-      </w:r>
-      <w:r>
-        <w:rPr>
-          <w:lang w:eastAsia="zh-CN"/>
-        </w:rPr>
-        <w:t>、单声道</w:t>
-      </w:r>
-      <w:r>
-        <w:rPr>
-          <w:lang w:eastAsia="zh-CN"/>
-        </w:rPr>
-        <w:t xml:space="preserve"> PCM16 </w:t>
-      </w:r>
-      <w:r>
-        <w:rPr>
-          <w:lang w:eastAsia="zh-CN"/>
-        </w:rPr>
-        <w:t>音频，</w:t>
-      </w:r>
-      <w:proofErr w:type="spellStart"/>
-      <w:r>
-        <w:rPr>
-          <w:lang w:eastAsia="zh-CN"/>
-        </w:rPr>
-        <w:t>FastAPI</w:t>
-      </w:r>
-      <w:proofErr w:type="spellEnd"/>
-      <w:r>
-        <w:rPr>
-          <w:lang w:eastAsia="zh-CN"/>
-        </w:rPr>
-        <w:t xml:space="preserve"> WebSocket </w:t>
-      </w:r>
-      <w:r>
-        <w:rPr>
-          <w:lang w:eastAsia="zh-CN"/>
-        </w:rPr>
-        <w:t>接收并将</w:t>
-      </w:r>
-      <w:r>
-        <w:rPr>
-          <w:lang w:eastAsia="zh-CN"/>
-        </w:rPr>
-        <w:t xml:space="preserve"> partial/final </w:t>
-      </w:r>
-      <w:r>
-        <w:rPr>
-          <w:lang w:eastAsia="zh-CN"/>
-        </w:rPr>
-        <w:t>结果推送到前端。中文原文直接显示，英文和德文进入本地</w:t>
-      </w:r>
-      <w:r>
-        <w:rPr>
-          <w:lang w:eastAsia="zh-CN"/>
-        </w:rPr>
-        <w:t xml:space="preserve"> OPUS-MT </w:t>
-      </w:r>
-      <w:r>
-        <w:rPr>
-          <w:lang w:eastAsia="zh-CN"/>
-        </w:rPr>
-        <w:t>翻译队列后批量补充简体中文。</w:t>
+        <w:t>实时链路统一使用 large-v3-turbo，默认 beam_size=5、best_of=5；实时短片段会复用上一句语言先验和最近最多 3 句上下文（最多 500 字符），遇到低质量结果时清除这些先验并自动重试，降低模型切换和隐式回退带来的不确定性。浏览器通过 AudioWorklet 采集 16 kHz、单声道 PCM16 音频，FastAPI WebSocket 接收并将 draft、partial/final 结果推送到前端。draft 采用服务端实际返回的完整快照持续替换识别中气泡，不模拟逐字打字；最终 utterance 生成后清理对应草稿。中文原文直接显示，英文和德文进入本地 OPUS-MT 翻译队列后在对应消息下方补充简体中文翻译。</w:t>
       </w:r>
     </w:p>
     <w:p>
@@ -2011,36 +1868,22 @@
     </w:p>
     <w:p>
       <w:pPr>
-        <w:pStyle w:val="1"/>
+        <w:pStyle w:val="21"/>
+        <w:rPr>
+          <w:lang w:eastAsia="zh-CN"/>
+        </w:rPr>
       </w:pPr>
       <w:r>
         <w:rPr>
           <w:rFonts w:ascii="Calibri" w:eastAsia="微软雅黑" w:hAnsi="Calibri" w:cs="微软雅黑"/>
-        </w:rPr>
-        <w:t xml:space="preserve">3. </w:t>
-      </w:r>
-      <w:r>
-        <w:rPr>
-          <w:rFonts w:ascii="Calibri" w:eastAsia="微软雅黑" w:hAnsi="Calibri" w:cs="微软雅黑"/>
-        </w:rPr>
-        <w:t>从一次会议到行动闭环</w:t>
+          <w:lang w:eastAsia="zh-CN"/>
+        </w:rPr>
+        <w:t>2.6 AI 工作台与用户参数控制</w:t>
       </w:r>
     </w:p>
     <w:p>
       <w:r>
-        <w:t>产品流程围绕</w:t>
-      </w:r>
-      <w:r>
-        <w:t>“</w:t>
-      </w:r>
-      <w:r>
-        <w:t>先保存、后完善</w:t>
-      </w:r>
-      <w:r>
-        <w:t>”</w:t>
-      </w:r>
-      <w:r>
-        <w:t>设计：</w:t>
+        <w:t>前端采用浅色 AI 工作台布局，保留会议历史、录音控制、实时逐句稿、后台处理、会议纪要、To-do-list、文件下载和设置入口等完整模块。中间区域是主要阅读焦点，右侧以轻量结果卡片呈现纪要和行动项，桌面端保持三栏结构，中等宽度和移动端按内容顺序降级为双列或单列。</w:t>
       </w:r>
     </w:p>
     <w:p>
@@ -2048,75 +1891,80 @@
         <w:pStyle w:val="a"/>
       </w:pPr>
       <w:r>
-        <w:t>会前预检：确认</w:t>
-      </w:r>
-      <w:r>
-        <w:t xml:space="preserve"> large-v3-turbo</w:t>
-      </w:r>
-      <w:r>
-        <w:t>、</w:t>
-      </w:r>
-      <w:r>
-        <w:t>large-v3</w:t>
-      </w:r>
-      <w:r>
-        <w:t>、</w:t>
-      </w:r>
-      <w:r>
-        <w:t>OPUS-MT</w:t>
-      </w:r>
-      <w:r>
-        <w:t>、</w:t>
-      </w:r>
-      <w:r>
-        <w:t xml:space="preserve">VAD </w:t>
-      </w:r>
-      <w:r>
-        <w:t>和</w:t>
-      </w:r>
-      <w:r>
-        <w:t xml:space="preserve"> Resemblyzer </w:t>
-      </w:r>
-      <w:r>
-        <w:t>权重已准备；未就绪时阻止新建会议。</w:t>
+        <w:t>实时逐句稿：服务端 draft 增量直接更新底部“正在识别”气泡；收到 utterance 后清理对应草稿并插入正式消息。每条消息保留说话人、时间和语言元信息，原文与中文翻译上下叠放；中文原文不重复显示翻译，英文和德文在 translation_update 到达后只更新对应翻译气泡。</w:t>
       </w:r>
     </w:p>
     <w:p>
       <w:pPr>
         <w:pStyle w:val="a"/>
-        <w:rPr>
-          <w:lang w:eastAsia="zh-CN"/>
-        </w:rPr>
       </w:pPr>
       <w:r>
-        <w:rPr>
-          <w:lang w:eastAsia="zh-CN"/>
-        </w:rPr>
-        <w:t>录音中：采集音频并按</w:t>
-      </w:r>
-      <w:r>
-        <w:rPr>
-          <w:lang w:eastAsia="zh-CN"/>
-        </w:rPr>
-        <w:t xml:space="preserve"> 30 </w:t>
-      </w:r>
-      <w:r>
-        <w:rPr>
-          <w:lang w:eastAsia="zh-CN"/>
-        </w:rPr>
-        <w:t>分钟滚动切片保存；实时</w:t>
-      </w:r>
-      <w:r>
-        <w:rPr>
-          <w:lang w:eastAsia="zh-CN"/>
-        </w:rPr>
-        <w:t xml:space="preserve"> ASR </w:t>
-      </w:r>
-      <w:r>
-        <w:rPr>
-          <w:lang w:eastAsia="zh-CN"/>
-        </w:rPr>
-        <w:t>输出转写，在线聚类提供匿名演讲人，翻译按批次异步补充。</w:t>
+        <w:t>会议成果流式化：会议纪要通过 summary_reset、summary_delta、summary_complete 和 summary_failed 事件持续更新；生成中显示状态和流式光标，完成后支持 Markdown 下载，失败时保留已提交内容并提供重试。To-do-list 继续支持重试和 JSON 下载，后台处理阶段条保持可见。</w:t>
+      </w:r>
+    </w:p>
+    <w:p>
+      <w:pPr>
+        <w:pStyle w:val="a"/>
+      </w:pPr>
+      <w:r>
+        <w:t>用户参数控制：设置分为普通设置和高级设置。普通设置覆盖输入设备、本地音量预览、背景声过滤、语音起始、前置缓冲、静音结束、最短语音、语音比例、最长连续语音和实时刷新间隔；高级设置覆盖录音分段、实时/会后 beam size、best_of、重试质量阈值、翻译解码和说话人聚类参数，并提供精修、后台处理、说话人重排和录音保留开关。滑块右侧数字输入框与滑块双向联动，带单位参数显式显示单位。</w:t>
+      </w:r>
+    </w:p>
+    <w:p>
+      <w:pPr>
+        <w:pStyle w:val="a"/>
+      </w:pPr>
+      <w:r>
+        <w:t>参数模板与边界：内置“均衡实时”“低延迟速记”“高质量会议”三套预设；选择模板会覆盖当前未保存参数，手动调整任一参数后自动标记为“自定义模板”。模板只覆盖当前会议的识别和处理参数，不覆盖模型名称、计算设备、模型下载策略或积墨纪要/To-do 接口等服务级配置。</w:t>
+      </w:r>
+    </w:p>
+    <w:p>
+      <w:r>
+        <w:t>接口边界：本次前端能力沿用现有 HTTP/WebSocket 协议和 draft、utterance、translation_update、summary_delta、postprocess_update 等事件，不新增会议数据结构或后端持久化格式。</w:t>
+      </w:r>
+    </w:p>
+    <w:p>
+      <w:pPr>
+        <w:pStyle w:val="1"/>
+      </w:pPr>
+      <w:r>
+        <w:rPr>
+          <w:rFonts w:ascii="Calibri" w:eastAsia="微软雅黑" w:hAnsi="Calibri" w:cs="微软雅黑"/>
+        </w:rPr>
+        <w:t xml:space="preserve">3. </w:t>
+      </w:r>
+      <w:r>
+        <w:rPr>
+          <w:rFonts w:ascii="Calibri" w:eastAsia="微软雅黑" w:hAnsi="Calibri" w:cs="微软雅黑"/>
+        </w:rPr>
+        <w:t>从一次会议到行动闭环</w:t>
+      </w:r>
+    </w:p>
+    <w:p>
+      <w:r>
+        <w:t>产品流程围绕“先保存、后完善、用户可控”设计：新建会议后可从参数模板开始，也可以在普通/高级设置中逐项微调；录音开始后会议级识别参数锁定，服务级模型、设备和积墨接口仍由部署侧管理。</w:t>
+      </w:r>
+    </w:p>
+    <w:p>
+      <w:pPr>
+        <w:pStyle w:val="a"/>
+      </w:pPr>
+      <w:r>
+        <w:t>会前预检与参数选择：确认 large-v3-turbo、large-v3、OPUS-MT、VAD 和 Resemblyzer 权重已准备；新建会议后可选择“均衡实时”“低延迟速记”或“高质量会议”模板，必要时手动微调为“自定义模板”；未就绪时阻止新建会议。</w:t>
+      </w:r>
+    </w:p>
+    <w:p>
+      <w:pPr>
+        <w:pStyle w:val="a"/>
+        <w:rPr>
+          <w:lang w:eastAsia="zh-CN"/>
+        </w:rPr>
+      </w:pPr>
+      <w:r>
+        <w:rPr>
+          <w:lang w:eastAsia="zh-CN"/>
+        </w:rPr>
+        <w:t>录音中：采集音频并按 30 分钟滚动切片保存；实时 ASR 以 draft 气泡持续更新逐句稿，最终 utterance 替换为正式原文消息，在线聚类提供匿名演讲人，英文和德文按批次异步补充中文翻译。</w:t>
       </w:r>
     </w:p>
     <w:p>
@@ -2179,38 +2027,7 @@
         <w:pStyle w:val="a"/>
       </w:pPr>
       <w:r>
-        <w:lastRenderedPageBreak/>
-        <w:t>后台后处理：</w:t>
-      </w:r>
-      <w:r>
-        <w:t xml:space="preserve">postprocess </w:t>
-      </w:r>
-      <w:r>
-        <w:t>自动执行精修</w:t>
-      </w:r>
-      <w:r>
-        <w:t xml:space="preserve"> ASR</w:t>
-      </w:r>
-      <w:r>
-        <w:t>、</w:t>
-      </w:r>
-      <w:r>
-        <w:t xml:space="preserve">Resemblyzer </w:t>
-      </w:r>
-      <w:r>
-        <w:t>说话人重排、对齐和最终翻译；全部完成后进入</w:t>
-      </w:r>
-      <w:r>
-        <w:t xml:space="preserve"> ready_for_summary</w:t>
-      </w:r>
-      <w:r>
-        <w:t>。用户点击按钮触发会议纪要，纪要成功后自动触发</w:t>
-      </w:r>
-      <w:r>
-        <w:t xml:space="preserve"> To-do-list</w:t>
-      </w:r>
-      <w:r>
-        <w:t>；每一阶段写入持久化检查点。</w:t>
+        <w:t>后台后处理：postprocess 自动执行精修 ASR、Resemblyzer 说话人重排、对齐和最终翻译；阶段条持续展示当前阶段和进度，全部完成后进入 ready_for_summary。用户点击按钮触发会议纪要，纪要成功后自动触发 To-do-list；每一阶段写入持久化检查点。</w:t>
       </w:r>
     </w:p>
     <w:p>
@@ -2218,19 +2035,7 @@
         <w:pStyle w:val="a"/>
       </w:pPr>
       <w:r>
-        <w:t>结果交付：前端接收</w:t>
-      </w:r>
-      <w:r>
-        <w:t xml:space="preserve"> postprocess_update </w:t>
-      </w:r>
-      <w:r>
-        <w:t>和单调递增的</w:t>
-      </w:r>
-      <w:r>
-        <w:t xml:space="preserve"> snapshot_revision</w:t>
-      </w:r>
-      <w:r>
-        <w:t>，原地更新原文、译文、说话人和下载文件；失败时展示具体阶段和重试入口。</w:t>
+        <w:t>结果交付：前端接收 postprocess_update 和单调递增的 snapshot_revision，原地更新原文、译文、说话人和下载文件；summary_delta 到达时持续追加会议纪要并显示生成中状态，完成或失败时保留结果并展示下载、重试入口。</w:t>
       </w:r>
     </w:p>
     <w:p>
@@ -2889,72 +2694,10 @@
       </w:r>
       <w:r>
         <w:rPr>
-          <w:b/>
-          <w:color w:val="9B1C1C"/>
-          <w:sz w:val="20"/>
-          <w:lang w:eastAsia="zh-CN"/>
-        </w:rPr>
-        <w:t xml:space="preserve">  </w:t>
-      </w:r>
-      <w:r>
-        <w:rPr>
           <w:sz w:val="21"/>
           <w:lang w:eastAsia="zh-CN"/>
         </w:rPr>
-        <w:t>正式支持三种语言，翻译方向固定为</w:t>
-      </w:r>
-      <w:r>
-        <w:rPr>
-          <w:sz w:val="21"/>
-          <w:lang w:eastAsia="zh-CN"/>
-        </w:rPr>
-        <w:t xml:space="preserve"> </w:t>
-      </w:r>
-      <w:proofErr w:type="spellStart"/>
-      <w:r>
-        <w:rPr>
-          <w:sz w:val="21"/>
-          <w:lang w:eastAsia="zh-CN"/>
-        </w:rPr>
-        <w:t>en→zh</w:t>
-      </w:r>
-      <w:proofErr w:type="spellEnd"/>
-      <w:r>
-        <w:rPr>
-          <w:sz w:val="21"/>
-          <w:lang w:eastAsia="zh-CN"/>
-        </w:rPr>
-        <w:t>、</w:t>
-      </w:r>
-      <w:proofErr w:type="spellStart"/>
-      <w:r>
-        <w:rPr>
-          <w:sz w:val="21"/>
-          <w:lang w:eastAsia="zh-CN"/>
-        </w:rPr>
-        <w:t>de→zh</w:t>
-      </w:r>
-      <w:proofErr w:type="spellEnd"/>
-      <w:r>
-        <w:rPr>
-          <w:sz w:val="21"/>
-          <w:lang w:eastAsia="zh-CN"/>
-        </w:rPr>
-        <w:t>；实时阶段的说话人是匿名编号而非实名身份；默认部署以单活跃会议、单</w:t>
-      </w:r>
-      <w:r>
-        <w:rPr>
-          <w:sz w:val="21"/>
-          <w:lang w:eastAsia="zh-CN"/>
-        </w:rPr>
-        <w:t xml:space="preserve"> GPU worker </w:t>
-      </w:r>
-      <w:r>
-        <w:rPr>
-          <w:sz w:val="21"/>
-          <w:lang w:eastAsia="zh-CN"/>
-        </w:rPr>
-        <w:t>为稳定基线。更大规模并发、多路音频输入、更多语言和实名声纹属于独立扩展能力。</w:t>
+        <w:t xml:space="preserve">  正式支持三种语言，翻译方向固定为 en→zh、de→zh；实时阶段的说话人是匿名编号而非实名身份；会议级设置仅在录音开始前可修改，服务级模型、计算设备、下载策略和积墨接口需要通过部署配置调整并重启服务。默认部署以单活跃会议、单 GPU worker 为稳定基线。更大规模并发、多路音频输入、更多语言和实名声纹属于独立扩展能力。</w:t>
       </w:r>
     </w:p>
     <w:p>
@@ -17892,47 +17635,10 @@
       </w:r>
       <w:r>
         <w:rPr>
-          <w:b/>
-          <w:color w:val="0F766E"/>
-          <w:sz w:val="20"/>
-          <w:lang w:eastAsia="zh-CN"/>
-        </w:rPr>
-        <w:t xml:space="preserve">  </w:t>
-      </w:r>
-      <w:r>
-        <w:rPr>
           <w:sz w:val="21"/>
           <w:lang w:eastAsia="zh-CN"/>
         </w:rPr>
-        <w:t>会记是一套本地优先的实时会议工作台，支持中文、英文和德文会议的实时转写与中译。它在录音期间用轻量实时模型帮助参会者跟上讨论，停录后自动用更高质量</w:t>
-      </w:r>
-      <w:r>
-        <w:rPr>
-          <w:sz w:val="21"/>
-          <w:lang w:eastAsia="zh-CN"/>
-        </w:rPr>
-        <w:t xml:space="preserve"> ASR </w:t>
-      </w:r>
-      <w:r>
-        <w:rPr>
-          <w:sz w:val="21"/>
-          <w:lang w:eastAsia="zh-CN"/>
-        </w:rPr>
-        <w:t>和说话人分离模型完成精修；精修、重排和翻译全部完成后，用户点击按钮生成会议纪要，随后系统自动生成</w:t>
-      </w:r>
-      <w:r>
-        <w:rPr>
-          <w:sz w:val="21"/>
-          <w:lang w:eastAsia="zh-CN"/>
-        </w:rPr>
-        <w:t xml:space="preserve"> To-do-list</w:t>
-      </w:r>
-      <w:r>
-        <w:rPr>
-          <w:sz w:val="21"/>
-          <w:lang w:eastAsia="zh-CN"/>
-        </w:rPr>
-        <w:t>。与单纯字幕或云端会议机器人不同，会记把录音保存、后台后处理和结果修订拆开，既保留本地数据边界，也让失败可见、任务可重试、结果可追溯。</w:t>
+        <w:t xml:space="preserve">  会记是一套本地优先的实时会议 AI 工作台，支持中文、英文和德文会议的实时转写与中译。左侧管理会议历史，中间通过流式逐句稿持续显示原文和中文翻译，右侧查看后台处理、会议纪要、To-do-list 和文件。用户可以在普通/高级设置中使用模板或滑块加数字输入微调会议参数；录音期间用轻量实时模型帮助参会者跟上讨论，停录后自动用更高质量 ASR 和说话人重排完成精修，会议纪要支持流式生成并自动生成 To-do-list。与单纯字幕或云端会议机器人不同，会记把录音保存、后台后处理和结果修订拆开，既保留本地数据边界，也让失败可见、任务可重试、结果可追溯。</w:t>
       </w:r>
     </w:p>
     <w:p>
@@ -17956,55 +17662,7 @@
     </w:p>
     <w:p>
       <w:r>
-        <w:t>产品与技术参数依据本仓库的</w:t>
-      </w:r>
-      <w:r>
-        <w:t xml:space="preserve"> README.md</w:t>
-      </w:r>
-      <w:r>
-        <w:t>、</w:t>
-      </w:r>
-      <w:r>
-        <w:t>DEPLOYMENT.md</w:t>
-      </w:r>
-      <w:r>
-        <w:t>、</w:t>
-      </w:r>
-      <w:r>
-        <w:t>pyproject.toml</w:t>
-      </w:r>
-      <w:r>
-        <w:t>、</w:t>
-      </w:r>
-      <w:r>
-        <w:t>realtime_meeting/config.py</w:t>
-      </w:r>
-      <w:r>
-        <w:t>、</w:t>
-      </w:r>
-      <w:r>
-        <w:t>runtime.py</w:t>
-      </w:r>
-      <w:r>
-        <w:t>、</w:t>
-      </w:r>
-      <w:r>
-        <w:t>session.py</w:t>
-      </w:r>
-      <w:r>
-        <w:t>、</w:t>
-      </w:r>
-      <w:r>
-        <w:t xml:space="preserve">storage.py </w:t>
-      </w:r>
-      <w:r>
-        <w:t>和已实现的产品能力整理；竞品与模型资料为公开官方页面，访问日期：</w:t>
-      </w:r>
-      <w:r>
-        <w:t>2026-08-13</w:t>
-      </w:r>
-      <w:r>
-        <w:t>。公开产品能力可能随版本、地区和套餐变化。</w:t>
+        <w:t>产品与技术参数依据本仓库的 README.md、DEPLOYMENT.md、pyproject.toml、realtime_meeting/config.py、runtime.py、session.py、storage.py、realtime_meeting/web/index.html、app.js、styles.css 和已实现的产品能力整理；前端模板、流式逐句稿和设置交互以 2026-08-13 版本为准。竞品与模型资料为公开官方页面，访问日期：2026-08-13。公开产品能力可能随版本、地区和套餐变化。</w:t>
       </w:r>
     </w:p>
     <w:p>

--- a/会记_产品介绍.docx
+++ b/会记_产品介绍.docx
@@ -1259,7 +1259,7 @@
         <w:rPr>
           <w:lang w:eastAsia="zh-CN"/>
         </w:rPr>
-        <w:t>实时链路统一使用 large-v3-turbo，默认 beam_size=5、best_of=5；实时短片段会复用上一句语言先验和最近最多 3 句上下文（最多 500 字符），遇到低质量结果时清除这些先验并自动重试，降低模型切换和隐式回退带来的不确定性。浏览器通过 AudioWorklet 采集 16 kHz、单声道 PCM16 音频，FastAPI WebSocket 接收并将 draft、partial/final 结果推送到前端。draft 采用服务端实际返回的完整快照持续替换识别中气泡，不模拟逐字打字；最终 utterance 生成后清理对应草稿。中文原文直接显示，英文和德文进入本地 OPUS-MT 翻译队列后在对应消息下方补充简体中文翻译。</w:t>
+        <w:t>实时链路统一使用 large-v3-turbo，默认 beam_size=5、best_of=5；录音中可在中文、英文、德文之间设置语言锁定：单选强制 ASR 语言，多选限制语言检测范围；锁定状态会持久化，并应用于停止后的 ASR 精修。实时短片段会复用上一句语言先验和最近最多 3 句上下文（最多 500 字符），遇到低质量结果时清除这些先验并自动重试，降低模型切换和隐式回退带来的不确定性。浏览器通过 AudioWorklet 采集 16 kHz、单声道 PCM16 音频，FastAPI WebSocket 接收并将 draft、partial/final 结果推送到前端。draft 采用服务端实际返回的完整快照持续替换识别中气泡，不模拟逐字打字；最终 utterance 生成后清理对应草稿。中文原文直接显示，英文和德文进入本地 OPUS-MT 翻译队列后在对应消息下方补充简体中文翻译。</w:t>
       </w:r>
     </w:p>
     <w:p>
@@ -1891,7 +1891,7 @@
         <w:pStyle w:val="a"/>
       </w:pPr>
       <w:r>
-        <w:t>实时逐句稿：服务端 draft 增量直接更新底部“正在识别”气泡；收到 utterance 后清理对应草稿并插入正式消息。每条消息保留说话人、时间和语言元信息，原文与中文翻译上下叠放；中文原文不重复显示翻译，英文和德文在 translation_update 到达后只更新对应翻译气泡。</w:t>
+        <w:t>实时逐句稿：服务端 draft 增量直接更新底部“正在识别”气泡；收到 utterance 后清理对应草稿并插入正式消息。每条消息保留说话人、时间和语言元信息，原文与中文翻译上下叠放；中文原文不重复显示翻译，英文和德文在 translation_update 到达后只更新对应翻译气泡。语言锁定通过 language_lock / language_lock_ack 同步到前后端：单选强制 ASR 语言，多选限制检测候选范围。</w:t>
       </w:r>
     </w:p>
     <w:p>
@@ -1920,7 +1920,7 @@
     </w:p>
     <w:p>
       <w:r>
-        <w:t>接口边界：本次前端能力沿用现有 HTTP/WebSocket 协议和 draft、utterance、translation_update、summary_delta、postprocess_update 等事件，不新增会议数据结构或后端持久化格式。</w:t>
+        <w:t>接口边界：本次前端能力沿用现有 HTTP/WebSocket 协议和 language_lock、language_lock_ack、draft、utterance、translation_update、summary_delta、postprocess_update 等事件，不新增会议数据结构或后端持久化格式。</w:t>
       </w:r>
     </w:p>
     <w:p>
@@ -1942,7 +1942,7 @@
     </w:p>
     <w:p>
       <w:r>
-        <w:t>产品流程围绕“先保存、后完善、用户可控”设计：新建会议后可从参数模板开始，也可以在普通/高级设置中逐项微调；录音开始后会议级识别参数锁定，服务级模型、设备和积墨接口仍由部署侧管理。</w:t>
+        <w:t>产品流程围绕“先保存、后完善、用户可控”设计：新建会议后可从参数模板开始，也可以在普通/高级设置中逐项微调；录音开始后会议级识别参数默认锁定；语言锁定可在录音中调整，并同步影响后续实时识别和停止后的 ASR 精修，服务级模型、设备和积墨接口仍由部署侧管理。</w:t>
       </w:r>
     </w:p>
     <w:p>
@@ -2697,7 +2697,7 @@
           <w:sz w:val="21"/>
           <w:lang w:eastAsia="zh-CN"/>
         </w:rPr>
-        <w:t xml:space="preserve">  正式支持三种语言，翻译方向固定为 en→zh、de→zh；实时阶段的说话人是匿名编号而非实名身份；会议级设置仅在录音开始前可修改，服务级模型、计算设备、下载策略和积墨接口需要通过部署配置调整并重启服务。默认部署以单活跃会议、单 GPU worker 为稳定基线。更大规模并发、多路音频输入、更多语言和实名声纹属于独立扩展能力。</w:t>
+        <w:t xml:space="preserve">  正式支持三种语言，翻译方向固定为 en→zh、de→zh；语言锁定支持 zh/en/de，单选强制识别语言，多选限定检测范围；实时阶段的说话人是匿名编号而非实名身份；会议级识别参数默认仅在录音开始前可修改，语言锁定是可在录音中调整的例外；服务级模型、计算设备、下载策略和积墨接口需要通过部署配置调整并重启服务。默认部署以单活跃会议、单 GPU worker 为稳定基线。更大规模并发、多路音频输入、更多语言和实名声纹属于独立扩展能力。</w:t>
       </w:r>
     </w:p>
     <w:p>
@@ -11057,7 +11057,7 @@
         <w:rPr>
           <w:lang w:eastAsia="zh-CN"/>
         </w:rPr>
-        <w:t xml:space="preserve"> 2026-08-13 </w:t>
+        <w:t xml:space="preserve"> 2026-08-14 </w:t>
       </w:r>
       <w:r>
         <w:rPr>
@@ -12187,7 +12187,7 @@
               <w:rPr>
                 <w:sz w:val="16"/>
               </w:rPr>
-              <w:t xml:space="preserve"> Lingua；低质量结果自动清除先验重试</w:t>
+              <w:t xml:space="preserve"> Lingua；低质量结果自动清除先验重试；语言锁定支持单选强制、多选限制</w:t>
             </w:r>
             <w:r>
               <w:rPr>
@@ -17638,7 +17638,7 @@
           <w:sz w:val="21"/>
           <w:lang w:eastAsia="zh-CN"/>
         </w:rPr>
-        <w:t xml:space="preserve">  会记是一套本地优先的实时会议 AI 工作台，支持中文、英文和德文会议的实时转写与中译。左侧管理会议历史，中间通过流式逐句稿持续显示原文和中文翻译，右侧查看后台处理、会议纪要、To-do-list 和文件。用户可以在普通/高级设置中使用模板或滑块加数字输入微调会议参数；录音期间用轻量实时模型帮助参会者跟上讨论，停录后自动用更高质量 ASR 和说话人重排完成精修，会议纪要支持流式生成并自动生成 To-do-list。与单纯字幕或云端会议机器人不同，会记把录音保存、后台后处理和结果修订拆开，既保留本地数据边界，也让失败可见、任务可重试、结果可追溯。</w:t>
+        <w:t xml:space="preserve">  会记是一套本地优先的实时会议 AI 工作台，支持中文、英文和德文会议的实时转写与中译。左侧管理会议历史，中间通过流式逐句稿持续显示原文和中文翻译，右侧查看后台处理、会议纪要、To-do-list 和文件。用户可以在普通/高级设置中使用模板或滑块加数字输入微调会议参数；录音中还可按中文、英文或德文锁定识别范围；录音期间用轻量实时模型帮助参会者跟上讨论，停录后自动用更高质量 ASR 和说话人重排完成精修，会议纪要支持流式生成并自动生成 To-do-list。与单纯字幕或云端会议机器人不同，会记把录音保存、后台后处理和结果修订拆开，既保留本地数据边界，也让失败可见、任务可重试、结果可追溯。</w:t>
       </w:r>
     </w:p>
     <w:p>
@@ -17662,7 +17662,7 @@
     </w:p>
     <w:p>
       <w:r>
-        <w:t>产品与技术参数依据本仓库的 README.md、DEPLOYMENT.md、pyproject.toml、realtime_meeting/config.py、runtime.py、session.py、storage.py、realtime_meeting/web/index.html、app.js、styles.css 和已实现的产品能力整理；前端模板、流式逐句稿和设置交互以 2026-08-13 版本为准。竞品与模型资料为公开官方页面，访问日期：2026-08-13。公开产品能力可能随版本、地区和套餐变化。</w:t>
+        <w:t>产品与技术参数依据本仓库的 README.md、DEPLOYMENT.md、pyproject.toml、realtime_meeting/config.py、runtime.py、session.py、storage.py、realtime_meeting/web/index.html、app.js、styles.css 和已实现的产品能力整理；前端模板、流式逐句稿和设置交互以 2026-08-14 版本为准。竞品与模型资料为公开官方页面，访问日期：2026-08-13。公开产品能力可能随版本、地区和套餐变化。</w:t>
       </w:r>
     </w:p>
     <w:p>

--- a/会记_产品介绍.docx
+++ b/会记_产品介绍.docx
@@ -287,7 +287,7 @@
                 <w:color w:val="172233"/>
                 <w:sz w:val="19"/>
               </w:rPr>
-              <w:t>Qwen3-ASR 双模型 + 连续语音段落输出，两套实时识别架构可选</w:t>
+              <w:t>Qwen3-ASR-1.7B 单模型 + 同模语言确认 + 连续语音段落输出</w:t>
             </w:r>
           </w:p>
         </w:tc>
@@ -362,7 +362,7 @@
                 <w:color w:val="172233"/>
                 <w:sz w:val="19"/>
               </w:rPr>
-              <w:t>中文、英文、德文；中文方言由小千问判断并按官方类别归一化记录</w:t>
+              <w:t>普通话、中文方言、英文、德文；中文方言由同一 Qwen 1.7B 判断并按官方类别记录</w:t>
             </w:r>
           </w:p>
         </w:tc>
@@ -1218,7 +1218,7 @@
                 <w:color w:val="172233"/>
                 <w:sz w:val="19"/>
               </w:rPr>
-              <w:t>界面选择的是两套实时识别架构，清楚说明主模型、语言/方言判断模型和回退关系。</w:t>
+              <w:t>生产链路固定使用 Qwen3-ASR-1.7B；同一模型负责识别、语言确认和冲突重识别，旧 fallback/LID 字段仅作兼容别名。</w:t>
             </w:r>
           </w:p>
         </w:tc>
@@ -1530,7 +1530,7 @@
           <w:color w:val="0B4F8A"/>
           <w:sz w:val="28"/>
         </w:rPr>
-        <w:t>2.1 两套实时识别架构</w:t>
+        <w:t>2.1 单一 Qwen 实时识别架构</w:t>
       </w:r>
     </w:p>
     <w:p>
@@ -1539,7 +1539,7 @@
         <w:rPr>
           <w:rFonts w:ascii="Microsoft YaHei" w:hAnsi="Microsoft YaHei" w:eastAsia="Microsoft YaHei"/>
         </w:rPr>
-        <w:t>当前界面的“实时识别架构”选择的是实时 ASR 的主模型和回退关系，不是“全程只使用一种模型”。两套架构都会使用 Qwen3-ASR-0.6B 做语言/方言判断；录音开始后，本次会议的架构会锁定。</w:t>
+        <w:t>当前生产链路固定使用一个 Qwen3-ASR-1.7B：最终 ASR、分段级语言确认和语言冲突重识别共用同一模型。对空结果、短片段或质量信号较弱的最终段，系统会清空上一段上下文，用同一个 1.7B 再识别一次；这不是第二模型或会后隐藏流程。旧的 fallback 与 language ID 字段仍保留用于兼容，但在单模型模式下不会加载 0.6B，也不再提供两套实时识别架构选择。</w:t>
       </w:r>
     </w:p>
     <w:tbl>
@@ -1562,7 +1562,7 @@
         </w:trPr>
         <w:tc>
           <w:tcPr>
-            <w:tcW w:type="dxa" w:w="2232"/>
+            <w:tcW w:type="dxa" w:w="1944"/>
             <w:shd w:fill="E7EEF6"/>
             <w:tcBorders>
               <w:top w:val="single" w:sz="8" w:space="0" w:color="D4DEE9"/>
@@ -1591,13 +1591,13 @@
                 <w:color w:val="0B4F8A"/>
                 <w:sz w:val="17"/>
               </w:rPr>
-              <w:t>界面选项</w:t>
+              <w:t>链路</w:t>
             </w:r>
           </w:p>
         </w:tc>
         <w:tc>
           <w:tcPr>
-            <w:tcW w:type="dxa" w:w="3672"/>
+            <w:tcW w:type="dxa" w:w="4032"/>
             <w:shd w:fill="E7EEF6"/>
             <w:tcBorders>
               <w:top w:val="single" w:sz="8" w:space="0" w:color="D4DEE9"/>
@@ -1626,13 +1626,13 @@
                 <w:color w:val="0B4F8A"/>
                 <w:sz w:val="17"/>
               </w:rPr>
-              <w:t>实际链路</w:t>
+              <w:t>实际行为</w:t>
             </w:r>
           </w:p>
         </w:tc>
         <w:tc>
           <w:tcPr>
-            <w:tcW w:type="dxa" w:w="2448"/>
+            <w:tcW w:type="dxa" w:w="2520"/>
             <w:shd w:fill="E7EEF6"/>
             <w:tcBorders>
               <w:top w:val="single" w:sz="8" w:space="0" w:color="D4DEE9"/>
@@ -1661,13 +1661,13 @@
                 <w:color w:val="0B4F8A"/>
                 <w:sz w:val="17"/>
               </w:rPr>
-              <w:t>适合场景</w:t>
+              <w:t>产品取舍</w:t>
             </w:r>
           </w:p>
         </w:tc>
         <w:tc>
           <w:tcPr>
-            <w:tcW w:type="dxa" w:w="2016"/>
+            <w:tcW w:type="dxa" w:w="1944"/>
             <w:shd w:fill="E7EEF6"/>
             <w:tcBorders>
               <w:top w:val="single" w:sz="8" w:space="0" w:color="D4DEE9"/>
@@ -1696,7 +1696,7 @@
                 <w:color w:val="0B4F8A"/>
                 <w:sz w:val="17"/>
               </w:rPr>
-              <w:t>录音开始后</w:t>
+              <w:t>录音期间</w:t>
             </w:r>
           </w:p>
         </w:tc>
@@ -1707,7 +1707,7 @@
         </w:trPr>
         <w:tc>
           <w:tcPr>
-            <w:tcW w:type="dxa" w:w="2232"/>
+            <w:tcW w:type="dxa" w:w="1944"/>
             <w:tcBorders>
               <w:top w:val="single" w:sz="8" w:space="0" w:color="D4DEE9"/>
               <w:left w:val="single" w:sz="8" w:space="0" w:color="D4DEE9"/>
@@ -1736,13 +1736,13 @@
                 <w:color w:val="172233"/>
                 <w:sz w:val="17"/>
               </w:rPr>
-              <w:t>大+小千问 · 质量优先</w:t>
+              <w:t>生产默认链路</w:t>
             </w:r>
           </w:p>
         </w:tc>
         <w:tc>
           <w:tcPr>
-            <w:tcW w:type="dxa" w:w="3672"/>
+            <w:tcW w:type="dxa" w:w="4032"/>
             <w:tcBorders>
               <w:top w:val="single" w:sz="8" w:space="0" w:color="D4DEE9"/>
               <w:left w:val="single" w:sz="8" w:space="0" w:color="D4DEE9"/>
@@ -1771,13 +1771,13 @@
                 <w:color w:val="172233"/>
                 <w:sz w:val="17"/>
               </w:rPr>
-              <w:t>1.7B 主识别；0.6B 负责语言/方言判断并作为实时回退</w:t>
+              <w:t>Qwen3-ASR-1.7B 同时承担最终 ASR、分段级语言确认和冲突重识别</w:t>
             </w:r>
           </w:p>
         </w:tc>
         <w:tc>
           <w:tcPr>
-            <w:tcW w:type="dxa" w:w="2448"/>
+            <w:tcW w:type="dxa" w:w="2520"/>
             <w:tcBorders>
               <w:top w:val="single" w:sz="8" w:space="0" w:color="D4DEE9"/>
               <w:left w:val="single" w:sz="8" w:space="0" w:color="D4DEE9"/>
@@ -1806,13 +1806,13 @@
                 <w:color w:val="172233"/>
                 <w:sz w:val="17"/>
               </w:rPr>
-              <w:t>更看重实时识别质量和稳定性</w:t>
+              <w:t>优先保证中英德及中文方言识别准确率</w:t>
             </w:r>
           </w:p>
         </w:tc>
         <w:tc>
           <w:tcPr>
-            <w:tcW w:type="dxa" w:w="2016"/>
+            <w:tcW w:type="dxa" w:w="1944"/>
             <w:tcBorders>
               <w:top w:val="single" w:sz="8" w:space="0" w:color="D4DEE9"/>
               <w:left w:val="single" w:sz="8" w:space="0" w:color="D4DEE9"/>
@@ -1841,7 +1841,7 @@
                 <w:color w:val="172233"/>
                 <w:sz w:val="17"/>
               </w:rPr>
-              <w:t>架构锁定，异常时切换到 0.6B</w:t>
+              <w:t>同一 checkpoint 常驻；冲突时重识别对应时间窗</w:t>
             </w:r>
           </w:p>
         </w:tc>
@@ -1852,7 +1852,7 @@
         </w:trPr>
         <w:tc>
           <w:tcPr>
-            <w:tcW w:type="dxa" w:w="2232"/>
+            <w:tcW w:type="dxa" w:w="1944"/>
             <w:tcBorders>
               <w:top w:val="single" w:sz="8" w:space="0" w:color="D4DEE9"/>
               <w:left w:val="single" w:sz="8" w:space="0" w:color="D4DEE9"/>
@@ -1880,13 +1880,13 @@
                 <w:color w:val="172233"/>
                 <w:sz w:val="17"/>
               </w:rPr>
-              <w:t>小千问主识别 · 低延迟</w:t>
+              <w:t>兼容配置</w:t>
             </w:r>
           </w:p>
         </w:tc>
         <w:tc>
           <w:tcPr>
-            <w:tcW w:type="dxa" w:w="3672"/>
+            <w:tcW w:type="dxa" w:w="4032"/>
             <w:tcBorders>
               <w:top w:val="single" w:sz="8" w:space="0" w:color="D4DEE9"/>
               <w:left w:val="single" w:sz="8" w:space="0" w:color="D4DEE9"/>
@@ -1914,13 +1914,13 @@
                 <w:color w:val="172233"/>
                 <w:sz w:val="17"/>
               </w:rPr>
-              <w:t>0.6B 主识别；0.6B 仍负责语言/方言判断，1.7B 作为异常回退</w:t>
+              <w:t>旧 realtime_asr_model、fallback、language ID 字段统一归一到 primary</w:t>
             </w:r>
           </w:p>
         </w:tc>
         <w:tc>
           <w:tcPr>
-            <w:tcW w:type="dxa" w:w="2448"/>
+            <w:tcW w:type="dxa" w:w="2520"/>
             <w:tcBorders>
               <w:top w:val="single" w:sz="8" w:space="0" w:color="D4DEE9"/>
               <w:left w:val="single" w:sz="8" w:space="0" w:color="D4DEE9"/>
@@ -1948,13 +1948,13 @@
                 <w:color w:val="172233"/>
                 <w:sz w:val="17"/>
               </w:rPr>
-              <w:t>更看重响应速度和较低资源占用</w:t>
+              <w:t>保持旧 WebSocket、会议设置和存储协议兼容</w:t>
             </w:r>
           </w:p>
         </w:tc>
         <w:tc>
           <w:tcPr>
-            <w:tcW w:type="dxa" w:w="2016"/>
+            <w:tcW w:type="dxa" w:w="1944"/>
             <w:tcBorders>
               <w:top w:val="single" w:sz="8" w:space="0" w:color="D4DEE9"/>
               <w:left w:val="single" w:sz="8" w:space="0" w:color="D4DEE9"/>
@@ -1982,7 +1982,152 @@
                 <w:color w:val="172233"/>
                 <w:sz w:val="17"/>
               </w:rPr>
-              <w:t>架构锁定，异常时切换到 1.7B</w:t>
+              <w:t>不会触发 0.6B 加载或第二条 ASR 链路</w:t>
+            </w:r>
+          </w:p>
+        </w:tc>
+      </w:tr>
+      <w:tr>
+        <w:trPr>
+          <w:cantSplit/>
+        </w:trPr>
+        <w:tc>
+          <w:tcPr>
+            <w:tcW w:type="dxa" w:w="1944"/>
+            <w:tcBorders>
+              <w:top w:val="single" w:sz="8" w:space="0" w:color="D4DEE9"/>
+              <w:left w:val="single" w:sz="8" w:space="0" w:color="D4DEE9"/>
+              <w:bottom w:val="single" w:sz="8" w:space="0" w:color="D4DEE9"/>
+              <w:right w:val="single" w:sz="8" w:space="0" w:color="D4DEE9"/>
+              <w:insideH w:val="single" w:sz="8" w:space="0" w:color="D4DEE9"/>
+              <w:insideV w:val="single" w:sz="8" w:space="0" w:color="D4DEE9"/>
+            </w:tcBorders>
+            <w:tcMar>
+              <w:top w:w="100" w:type="dxa"/>
+              <w:start w:w="140" w:type="dxa"/>
+              <w:bottom w:w="100" w:type="dxa"/>
+              <w:end w:w="140" w:type="dxa"/>
+            </w:tcMar>
+            <w:shd w:fill="F7FAFC"/>
+            <w:vAlign w:val="center"/>
+          </w:tcPr>
+          <w:p>
+            <w:pPr>
+              <w:spacing w:after="0" w:line="264" w:lineRule="auto"/>
+            </w:pPr>
+            <w:r>
+              <w:rPr>
+                <w:rFonts w:ascii="Microsoft YaHei" w:hAnsi="Microsoft YaHei" w:eastAsia="Microsoft YaHei"/>
+                <w:b/>
+                <w:color w:val="172233"/>
+                <w:sz w:val="17"/>
+              </w:rPr>
+              <w:t>低质量段二次识别</w:t>
+            </w:r>
+          </w:p>
+        </w:tc>
+        <w:tc>
+          <w:tcPr>
+            <w:tcW w:type="dxa" w:w="4032"/>
+            <w:tcBorders>
+              <w:top w:val="single" w:sz="8" w:space="0" w:color="D4DEE9"/>
+              <w:left w:val="single" w:sz="8" w:space="0" w:color="D4DEE9"/>
+              <w:bottom w:val="single" w:sz="8" w:space="0" w:color="D4DEE9"/>
+              <w:right w:val="single" w:sz="8" w:space="0" w:color="D4DEE9"/>
+              <w:insideH w:val="single" w:sz="8" w:space="0" w:color="D4DEE9"/>
+              <w:insideV w:val="single" w:sz="8" w:space="0" w:color="D4DEE9"/>
+            </w:tcBorders>
+            <w:tcMar>
+              <w:top w:w="100" w:type="dxa"/>
+              <w:start w:w="140" w:type="dxa"/>
+              <w:bottom w:w="100" w:type="dxa"/>
+              <w:end w:w="140" w:type="dxa"/>
+            </w:tcMar>
+            <w:shd w:fill="F7FAFC"/>
+            <w:vAlign w:val="center"/>
+          </w:tcPr>
+          <w:p>
+            <w:pPr>
+              <w:spacing w:after="0" w:line="264" w:lineRule="auto"/>
+            </w:pPr>
+            <w:r>
+              <w:rPr>
+                <w:rFonts w:ascii="Microsoft YaHei" w:hAnsi="Microsoft YaHei" w:eastAsia="Microsoft YaHei"/>
+                <w:b w:val="0"/>
+                <w:color w:val="172233"/>
+                <w:sz w:val="17"/>
+              </w:rPr>
+              <w:t>空结果、短于 1.8 秒或质量信号较弱时，清空上文并再次调用同一个 1.7B</w:t>
+            </w:r>
+          </w:p>
+        </w:tc>
+        <w:tc>
+          <w:tcPr>
+            <w:tcW w:type="dxa" w:w="2520"/>
+            <w:tcBorders>
+              <w:top w:val="single" w:sz="8" w:space="0" w:color="D4DEE9"/>
+              <w:left w:val="single" w:sz="8" w:space="0" w:color="D4DEE9"/>
+              <w:bottom w:val="single" w:sz="8" w:space="0" w:color="D4DEE9"/>
+              <w:right w:val="single" w:sz="8" w:space="0" w:color="D4DEE9"/>
+              <w:insideH w:val="single" w:sz="8" w:space="0" w:color="D4DEE9"/>
+              <w:insideV w:val="single" w:sz="8" w:space="0" w:color="D4DEE9"/>
+            </w:tcBorders>
+            <w:tcMar>
+              <w:top w:w="100" w:type="dxa"/>
+              <w:start w:w="140" w:type="dxa"/>
+              <w:bottom w:w="100" w:type="dxa"/>
+              <w:end w:w="140" w:type="dxa"/>
+            </w:tcMar>
+            <w:shd w:fill="F7FAFC"/>
+            <w:vAlign w:val="center"/>
+          </w:tcPr>
+          <w:p>
+            <w:pPr>
+              <w:spacing w:after="0" w:line="264" w:lineRule="auto"/>
+            </w:pPr>
+            <w:r>
+              <w:rPr>
+                <w:rFonts w:ascii="Microsoft YaHei" w:hAnsi="Microsoft YaHei" w:eastAsia="Microsoft YaHei"/>
+                <w:b w:val="0"/>
+                <w:color w:val="172233"/>
+                <w:sz w:val="17"/>
+              </w:rPr>
+              <w:t>用局部额外耗时换取短片段覆盖率，不改变模型架构</w:t>
+            </w:r>
+          </w:p>
+        </w:tc>
+        <w:tc>
+          <w:tcPr>
+            <w:tcW w:type="dxa" w:w="1944"/>
+            <w:tcBorders>
+              <w:top w:val="single" w:sz="8" w:space="0" w:color="D4DEE9"/>
+              <w:left w:val="single" w:sz="8" w:space="0" w:color="D4DEE9"/>
+              <w:bottom w:val="single" w:sz="8" w:space="0" w:color="D4DEE9"/>
+              <w:right w:val="single" w:sz="8" w:space="0" w:color="D4DEE9"/>
+              <w:insideH w:val="single" w:sz="8" w:space="0" w:color="D4DEE9"/>
+              <w:insideV w:val="single" w:sz="8" w:space="0" w:color="D4DEE9"/>
+            </w:tcBorders>
+            <w:tcMar>
+              <w:top w:w="100" w:type="dxa"/>
+              <w:start w:w="140" w:type="dxa"/>
+              <w:bottom w:w="100" w:type="dxa"/>
+              <w:end w:w="140" w:type="dxa"/>
+            </w:tcMar>
+            <w:shd w:fill="F7FAFC"/>
+            <w:vAlign w:val="center"/>
+          </w:tcPr>
+          <w:p>
+            <w:pPr>
+              <w:spacing w:after="0" w:line="264" w:lineRule="auto"/>
+            </w:pPr>
+            <w:r>
+              <w:rPr>
+                <w:rFonts w:ascii="Microsoft YaHei" w:hAnsi="Microsoft YaHei" w:eastAsia="Microsoft YaHei"/>
+                <w:b w:val="0"/>
+                <w:color w:val="172233"/>
+                <w:sz w:val="17"/>
+              </w:rPr>
+              <w:t>仅在触发条件满足时执行；结果不改善则保留首轮结果</w:t>
             </w:r>
           </w:p>
         </w:tc>
@@ -2039,7 +2184,7 @@
                 <w:color w:val="172233"/>
                 <w:sz w:val="20"/>
               </w:rPr>
-              <w:t>“大+小千问”表示 1.7B 主识别 + 0.6B 判断/兜底；“小千问主识别”表示 0.6B 主识别 + 1.7B 兜底，并不代表全程只使用大千问或小千问。</w:t>
+              <w:t>当前版本不再在界面提供两套实时识别架构选择；全流程只加载 Qwen3-ASR-1.7B。这样牺牲少量即时响应换取更稳定的中英德语言判断、方言识别和冲突重识别质量。</w:t>
             </w:r>
           </w:p>
         </w:tc>
@@ -2067,7 +2212,7 @@
         <w:rPr>
           <w:rFonts w:ascii="Microsoft YaHei" w:hAnsi="Microsoft YaHei" w:eastAsia="Microsoft YaHei"/>
         </w:rPr>
-        <w:t>当前结果保留 zh / en / de / unknown；中文方言由 0.6B 判断，并按 Qwen 官方 22 类归一化记录，包含浙江、粤语香港/广东口音、吴语和闽南语等代表类别。</w:t>
+        <w:t>当前结果保留 zh / en / de / unknown；中文方言由同一 Qwen3-ASR-1.7B 判断，并按 Qwen 官方 22 类归一化记录，包含四川、浙江、粤语香港/广东口音、吴语和闽南语等代表类别。</w:t>
       </w:r>
     </w:p>
     <w:p>
@@ -2078,7 +2223,7 @@
         <w:rPr>
           <w:rFonts w:ascii="Microsoft YaHei" w:hAnsi="Microsoft YaHei" w:eastAsia="Microsoft YaHei"/>
         </w:rPr>
-        <w:t>普通话和中文方言直接规范为简体中文；英文、德文以及中英混合段落按稳定原文前缀排队翻译为简体中文。</w:t>
+        <w:t>普通话和中文方言不经过单独的方言翻译，直接输出识别得到的中文文本（通常为简体字）；当前不会把四川话等方言自动改写成普通话语义。英文、德文以及中英混合段落按稳定原文前缀排队翻译为简体中文。</w:t>
       </w:r>
     </w:p>
     <w:p>
@@ -2089,7 +2234,7 @@
         <w:rPr>
           <w:rFonts w:ascii="Microsoft YaHei" w:hAnsi="Microsoft YaHei" w:eastAsia="Microsoft YaHei"/>
         </w:rPr>
-        <w:t>语言首次出现先作为候选，连续确认后才触发段落边界；短暂 unknown 不会制造额外段落。</w:t>
+        <w:t>约 1 秒后开始语言探测，新语言连续 3 次一致才触发段落边界；短暂 unknown 不改变当前语言，中文方言变化只更新 speech_variant。</w:t>
       </w:r>
     </w:p>
     <w:p>
@@ -2336,7 +2481,7 @@
                 <w:color w:val="172233"/>
                 <w:sz w:val="18"/>
               </w:rPr>
-              <w:t>VAD 和静音阈值决定连续语音段；0.6B 判断语言/方言，主 ASR 按已选架构输出 partial。</w:t>
+              <w:t>VAD 保留带时间戳的音频帧；同一 Qwen3-ASR-1.7B 输出 partial/final，并按约 1 秒刷新，优先质量而非最短响应。</w:t>
             </w:r>
           </w:p>
         </w:tc>
@@ -2376,7 +2521,7 @@
                 <w:color w:val="172233"/>
                 <w:sz w:val="18"/>
               </w:rPr>
-              <w:t>段落聚合</w:t>
+              <w:t>语言切换</w:t>
             </w:r>
           </w:p>
         </w:tc>
@@ -2411,7 +2556,155 @@
                 <w:color w:val="172233"/>
                 <w:sz w:val="18"/>
               </w:rPr>
-              <w:t>同一连续语音段使用同一个 segment_id；partial 持续修订，段落关闭后形成稳定原文。</w:t>
+              <w:t>同模语言证据聚合器连续确认切换时间，再按时间切开旧/新窗口重整理 ASR，避免漏字、重复和错序。</w:t>
+            </w:r>
+          </w:p>
+        </w:tc>
+      </w:tr>
+      <w:tr>
+        <w:trPr>
+          <w:cantSplit/>
+        </w:trPr>
+        <w:tc>
+          <w:tcPr>
+            <w:tcW w:type="dxa" w:w="1800"/>
+            <w:tcBorders>
+              <w:top w:val="single" w:sz="8" w:space="0" w:color="D4DEE9"/>
+              <w:left w:val="single" w:sz="8" w:space="0" w:color="D4DEE9"/>
+              <w:bottom w:val="single" w:sz="8" w:space="0" w:color="D4DEE9"/>
+              <w:right w:val="single" w:sz="8" w:space="0" w:color="D4DEE9"/>
+              <w:insideH w:val="single" w:sz="8" w:space="0" w:color="D4DEE9"/>
+              <w:insideV w:val="single" w:sz="8" w:space="0" w:color="D4DEE9"/>
+            </w:tcBorders>
+            <w:tcMar>
+              <w:top w:w="100" w:type="dxa"/>
+              <w:start w:w="140" w:type="dxa"/>
+              <w:bottom w:w="100" w:type="dxa"/>
+              <w:end w:w="140" w:type="dxa"/>
+            </w:tcMar>
+            <w:vAlign w:val="center"/>
+          </w:tcPr>
+          <w:p>
+            <w:pPr>
+              <w:spacing w:after="0" w:line="264" w:lineRule="auto"/>
+            </w:pPr>
+            <w:r>
+              <w:rPr>
+                <w:rFonts w:ascii="Microsoft YaHei" w:hAnsi="Microsoft YaHei" w:eastAsia="Microsoft YaHei"/>
+                <w:b/>
+                <w:color w:val="172233"/>
+                <w:sz w:val="18"/>
+              </w:rPr>
+              <w:t>段落聚合</w:t>
+            </w:r>
+          </w:p>
+        </w:tc>
+        <w:tc>
+          <w:tcPr>
+            <w:tcW w:type="dxa" w:w="8640"/>
+            <w:tcBorders>
+              <w:top w:val="single" w:sz="8" w:space="0" w:color="D4DEE9"/>
+              <w:left w:val="single" w:sz="8" w:space="0" w:color="D4DEE9"/>
+              <w:bottom w:val="single" w:sz="8" w:space="0" w:color="D4DEE9"/>
+              <w:right w:val="single" w:sz="8" w:space="0" w:color="D4DEE9"/>
+              <w:insideH w:val="single" w:sz="8" w:space="0" w:color="D4DEE9"/>
+              <w:insideV w:val="single" w:sz="8" w:space="0" w:color="D4DEE9"/>
+            </w:tcBorders>
+            <w:tcMar>
+              <w:top w:w="100" w:type="dxa"/>
+              <w:start w:w="140" w:type="dxa"/>
+              <w:bottom w:w="100" w:type="dxa"/>
+              <w:end w:w="140" w:type="dxa"/>
+            </w:tcMar>
+            <w:vAlign w:val="center"/>
+          </w:tcPr>
+          <w:p>
+            <w:pPr>
+              <w:spacing w:after="0" w:line="264" w:lineRule="auto"/>
+            </w:pPr>
+            <w:r>
+              <w:rPr>
+                <w:rFonts w:ascii="Microsoft YaHei" w:hAnsi="Microsoft YaHei" w:eastAsia="Microsoft YaHei"/>
+                <w:b w:val="0"/>
+                <w:color w:val="172233"/>
+                <w:sz w:val="18"/>
+              </w:rPr>
+              <w:t>同一连续语音段使用同一个 segment_id；partial latest-wins，final 优先，段落关闭后形成稳定原文。</w:t>
+            </w:r>
+          </w:p>
+        </w:tc>
+      </w:tr>
+      <w:tr>
+        <w:trPr>
+          <w:cantSplit/>
+        </w:trPr>
+        <w:tc>
+          <w:tcPr>
+            <w:tcW w:type="dxa" w:w="1800"/>
+            <w:tcBorders>
+              <w:top w:val="single" w:sz="8" w:space="0" w:color="D4DEE9"/>
+              <w:left w:val="single" w:sz="8" w:space="0" w:color="D4DEE9"/>
+              <w:bottom w:val="single" w:sz="8" w:space="0" w:color="D4DEE9"/>
+              <w:right w:val="single" w:sz="8" w:space="0" w:color="D4DEE9"/>
+              <w:insideH w:val="single" w:sz="8" w:space="0" w:color="D4DEE9"/>
+              <w:insideV w:val="single" w:sz="8" w:space="0" w:color="D4DEE9"/>
+            </w:tcBorders>
+            <w:tcMar>
+              <w:top w:w="100" w:type="dxa"/>
+              <w:start w:w="140" w:type="dxa"/>
+              <w:bottom w:w="100" w:type="dxa"/>
+              <w:end w:w="140" w:type="dxa"/>
+            </w:tcMar>
+            <w:shd w:fill="F7FAFC"/>
+            <w:vAlign w:val="center"/>
+          </w:tcPr>
+          <w:p>
+            <w:pPr>
+              <w:spacing w:after="0" w:line="264" w:lineRule="auto"/>
+            </w:pPr>
+            <w:r>
+              <w:rPr>
+                <w:rFonts w:ascii="Microsoft YaHei" w:hAnsi="Microsoft YaHei" w:eastAsia="Microsoft YaHei"/>
+                <w:b/>
+                <w:color w:val="172233"/>
+                <w:sz w:val="18"/>
+              </w:rPr>
+              <w:t>低质量诊断</w:t>
+            </w:r>
+          </w:p>
+        </w:tc>
+        <w:tc>
+          <w:tcPr>
+            <w:tcW w:type="dxa" w:w="8640"/>
+            <w:tcBorders>
+              <w:top w:val="single" w:sz="8" w:space="0" w:color="D4DEE9"/>
+              <w:left w:val="single" w:sz="8" w:space="0" w:color="D4DEE9"/>
+              <w:bottom w:val="single" w:sz="8" w:space="0" w:color="D4DEE9"/>
+              <w:right w:val="single" w:sz="8" w:space="0" w:color="D4DEE9"/>
+              <w:insideH w:val="single" w:sz="8" w:space="0" w:color="D4DEE9"/>
+              <w:insideV w:val="single" w:sz="8" w:space="0" w:color="D4DEE9"/>
+            </w:tcBorders>
+            <w:tcMar>
+              <w:top w:w="100" w:type="dxa"/>
+              <w:start w:w="140" w:type="dxa"/>
+              <w:bottom w:w="100" w:type="dxa"/>
+              <w:end w:w="140" w:type="dxa"/>
+            </w:tcMar>
+            <w:shd w:fill="F7FAFC"/>
+            <w:vAlign w:val="center"/>
+          </w:tcPr>
+          <w:p>
+            <w:pPr>
+              <w:spacing w:after="0" w:line="264" w:lineRule="auto"/>
+            </w:pPr>
+            <w:r>
+              <w:rPr>
+                <w:rFonts w:ascii="Microsoft YaHei" w:hAnsi="Microsoft YaHei" w:eastAsia="Microsoft YaHei"/>
+                <w:b w:val="0"/>
+                <w:color w:val="172233"/>
+                <w:sz w:val="18"/>
+              </w:rPr>
+              <w:t>最终段记录首轮/重试文本、质量信号、触发原因和是否替换；同时同步 VAD 开段、admission 与事件计数，便于定位空输出和未成段。</w:t>
             </w:r>
           </w:p>
         </w:tc>
@@ -2484,7 +2777,7 @@
                 <w:color w:val="172233"/>
                 <w:sz w:val="18"/>
               </w:rPr>
-              <w:t>英文/德文按稳定前缀进入串行翻译队列，前端通过 paragraph_update 原地更新段落卡片。</w:t>
+              <w:t>英文/德文进入本地 OPUS-MT 合并队列；source_revision 防止旧结果回写，前端通过 paragraph_update 原地更新段落卡片。</w:t>
             </w:r>
           </w:p>
         </w:tc>
@@ -2537,7 +2830,7 @@
         <w:rPr>
           <w:rFonts w:ascii="Microsoft YaHei" w:hAnsi="Microsoft YaHei" w:eastAsia="Microsoft YaHei"/>
         </w:rPr>
-        <w:t>在录音前打开“录音与识别设置”，选择实时识别架构，确认输入设备和背景声过滤。</w:t>
+        <w:t>在录音前打开“录音与识别设置”，确认输入设备和背景声过滤；实时识别固定使用 Qwen3-ASR-1.7B，不再选择模型架构。</w:t>
       </w:r>
     </w:p>
     <w:p>
@@ -2559,7 +2852,7 @@
         <w:rPr>
           <w:rFonts w:ascii="Microsoft YaHei" w:hAnsi="Microsoft YaHei" w:eastAsia="Microsoft YaHei"/>
         </w:rPr>
-        <w:t>停录后，系统依次完成最后音频 flush、实时 ASR、翻译队列和本地保存，并将会议推进到可生成纪要的状态。</w:t>
+        <w:t>停录后，系统依次完成最后音频 flush、最终 ASR、实时翻译队列和本地保存；默认不自动执行会后本地复译，然后将会议推进到可生成纪要的状态。</w:t>
       </w:r>
     </w:p>
     <w:p>
@@ -2976,7 +3269,7 @@
                 <w:color w:val="172233"/>
                 <w:sz w:val="18"/>
               </w:rPr>
-              <w:t>模型架构、输入设备、背景声过滤、静音结束阈值、实时刷新间隔、录音分段长度和录音保留。</w:t>
+              <w:t>固定单一 Qwen 1.7B 识别链路；输入设备、背景声过滤、静音结束阈值、实时刷新间隔、录音分段长度和录音保留。</w:t>
             </w:r>
           </w:p>
         </w:tc>
@@ -3329,7 +3622,7 @@
                 <w:color w:val="172233"/>
                 <w:sz w:val="19"/>
               </w:rPr>
-              <w:t>稳定前缀翻译</w:t>
+              <w:t>语言切换重切片</w:t>
             </w:r>
           </w:p>
         </w:tc>
@@ -3363,7 +3656,7 @@
                 <w:color w:val="172233"/>
                 <w:sz w:val="19"/>
               </w:rPr>
-              <w:t>只翻译已经稳定的原文前缀，过期 source_revision 结果不会覆盖更新后的内容。</w:t>
+              <w:t>确认切换时间后依据时间戳重切旧/新窗口，减少混合 chunk 的漏字、重复和错序。</w:t>
             </w:r>
           </w:p>
         </w:tc>
@@ -3403,7 +3696,7 @@
                 <w:color w:val="172233"/>
                 <w:sz w:val="19"/>
               </w:rPr>
-              <w:t>串行队列与重试</w:t>
+              <w:t>segment_id 合并队列</w:t>
             </w:r>
           </w:p>
         </w:tc>
@@ -3438,7 +3731,7 @@
                 <w:color w:val="172233"/>
                 <w:sz w:val="19"/>
               </w:rPr>
-              <w:t>翻译任务按段落顺序执行；持续失败保留原文，并可调用 translation/retry。</w:t>
+              <w:t>同一段落只保留最新翻译任务；partial 翻译可被 final 覆盖，避免过期文本排队。</w:t>
             </w:r>
           </w:p>
         </w:tc>
@@ -3477,6 +3770,80 @@
                 <w:color w:val="172233"/>
                 <w:sz w:val="19"/>
               </w:rPr>
+              <w:t>source_revision 校验</w:t>
+            </w:r>
+          </w:p>
+        </w:tc>
+        <w:tc>
+          <w:tcPr>
+            <w:tcW w:type="dxa" w:w="7920"/>
+            <w:tcBorders>
+              <w:top w:val="single" w:sz="8" w:space="0" w:color="D4DEE9"/>
+              <w:left w:val="single" w:sz="8" w:space="0" w:color="D4DEE9"/>
+              <w:bottom w:val="single" w:sz="8" w:space="0" w:color="D4DEE9"/>
+              <w:right w:val="single" w:sz="8" w:space="0" w:color="D4DEE9"/>
+              <w:insideH w:val="single" w:sz="8" w:space="0" w:color="D4DEE9"/>
+              <w:insideV w:val="single" w:sz="8" w:space="0" w:color="D4DEE9"/>
+            </w:tcBorders>
+            <w:tcMar>
+              <w:top w:w="100" w:type="dxa"/>
+              <w:start w:w="140" w:type="dxa"/>
+              <w:bottom w:w="100" w:type="dxa"/>
+              <w:end w:w="140" w:type="dxa"/>
+            </w:tcMar>
+            <w:vAlign w:val="center"/>
+          </w:tcPr>
+          <w:p>
+            <w:pPr>
+              <w:spacing w:after="0" w:line="264" w:lineRule="auto"/>
+            </w:pPr>
+            <w:r>
+              <w:rPr>
+                <w:rFonts w:ascii="Microsoft YaHei" w:hAnsi="Microsoft YaHei" w:eastAsia="Microsoft YaHei"/>
+                <w:b w:val="0"/>
+                <w:color w:val="172233"/>
+                <w:sz w:val="19"/>
+              </w:rPr>
+              <w:t>翻译结果写回前校验源文本版本；旧结果不能覆盖新文本，失败时保留原文并可调用 translation/retry。</w:t>
+            </w:r>
+          </w:p>
+        </w:tc>
+      </w:tr>
+      <w:tr>
+        <w:trPr>
+          <w:cantSplit/>
+        </w:trPr>
+        <w:tc>
+          <w:tcPr>
+            <w:tcW w:type="dxa" w:w="2520"/>
+            <w:tcBorders>
+              <w:top w:val="single" w:sz="8" w:space="0" w:color="D4DEE9"/>
+              <w:left w:val="single" w:sz="8" w:space="0" w:color="D4DEE9"/>
+              <w:bottom w:val="single" w:sz="8" w:space="0" w:color="D4DEE9"/>
+              <w:right w:val="single" w:sz="8" w:space="0" w:color="D4DEE9"/>
+              <w:insideH w:val="single" w:sz="8" w:space="0" w:color="D4DEE9"/>
+              <w:insideV w:val="single" w:sz="8" w:space="0" w:color="D4DEE9"/>
+            </w:tcBorders>
+            <w:tcMar>
+              <w:top w:w="100" w:type="dxa"/>
+              <w:start w:w="140" w:type="dxa"/>
+              <w:bottom w:w="100" w:type="dxa"/>
+              <w:end w:w="140" w:type="dxa"/>
+            </w:tcMar>
+            <w:shd w:fill="F7FAFC"/>
+            <w:vAlign w:val="center"/>
+          </w:tcPr>
+          <w:p>
+            <w:pPr>
+              <w:spacing w:after="0" w:line="264" w:lineRule="auto"/>
+            </w:pPr>
+            <w:r>
+              <w:rPr>
+                <w:rFonts w:ascii="Microsoft YaHei" w:hAnsi="Microsoft YaHei" w:eastAsia="Microsoft YaHei"/>
+                <w:b/>
+                <w:color w:val="172233"/>
+                <w:sz w:val="19"/>
+              </w:rPr>
               <w:t>schema 2.0</w:t>
             </w:r>
           </w:p>
@@ -3498,6 +3865,7 @@
               <w:bottom w:w="100" w:type="dxa"/>
               <w:end w:w="140" w:type="dxa"/>
             </w:tcMar>
+            <w:shd w:fill="F7FAFC"/>
             <w:vAlign w:val="center"/>
           </w:tcPr>
           <w:p>
@@ -3582,7 +3950,7 @@
                 <w:color w:val="172233"/>
                 <w:sz w:val="20"/>
               </w:rPr>
-              <w:t>flush 最后音频段 → 等待实时 ASR → 等待翻译队列 → recording_state=complete → ready_for_summary。只有完成翻译队列后，右侧才开放生成纪要和 To-do-list。</w:t>
+              <w:t>flush 最后音频段 → 等待最终 ASR → 等待实时翻译队列 → 跳过默认关闭的会后本地复译 → recording_state=complete → ready_for_summary。只有完成实时翻译队列后，右侧才开放生成纪要和 To-do-list。</w:t>
             </w:r>
           </w:p>
         </w:tc>
@@ -3607,7 +3975,7 @@
         <w:rPr>
           <w:rFonts w:ascii="Microsoft YaHei" w:hAnsi="Microsoft YaHei" w:eastAsia="Microsoft YaHei"/>
         </w:rPr>
-        <w:t>翻译失败不抹掉原文；会议结果仍可查看，修复服务或模型后可以重新排队翻译。</w:t>
+        <w:t>翻译失败不抹掉原文；会议结果仍可查看，修复服务或模型后可以重新排队翻译。会后如需更高质量，可单独请求外部翻译智能体 API。</w:t>
       </w:r>
     </w:p>
     <w:p>
@@ -4352,7 +4720,7 @@
                 <w:color w:val="172233"/>
                 <w:sz w:val="18"/>
               </w:rPr>
-              <w:t>本机浏览器与本机服务；默认使用本地模型缓存。</w:t>
+              <w:t>本机浏览器与本机服务；默认使用唯一的 Qwen3-ASR-1.7B 本地模型缓存。</w:t>
             </w:r>
           </w:p>
         </w:tc>
@@ -4955,7 +5323,7 @@
                 <w:color w:val="172233"/>
                 <w:sz w:val="18"/>
               </w:rPr>
-              <w:t>Qwen3-ASR-1.7B、Qwen3-ASR-0.6B、FunASR FSMN-VAD 和 OPUS-MT en→zh / de→zh。</w:t>
+              <w:t>Qwen3-ASR-1.7B、FunASR FSMN-VAD 和 OPUS-MT en→zh / de→zh；不再准备或加载 Qwen3-ASR-0.6B。</w:t>
             </w:r>
           </w:p>
         </w:tc>
@@ -5244,7 +5612,7 @@
                 <w:color w:val="172233"/>
                 <w:sz w:val="19"/>
               </w:rPr>
-              <w:t>MEETING_ASR_FALLBACK</w:t>
+              <w:t>MEETING_SINGLE_ASR_MODEL</w:t>
             </w:r>
           </w:p>
         </w:tc>
@@ -5278,7 +5646,7 @@
                 <w:color w:val="172233"/>
                 <w:sz w:val="19"/>
               </w:rPr>
-              <w:t>Qwen/Qwen3-ASR-0.6B</w:t>
+              <w:t>1</w:t>
             </w:r>
           </w:p>
         </w:tc>
@@ -5318,7 +5686,7 @@
                 <w:color w:val="172233"/>
                 <w:sz w:val="19"/>
               </w:rPr>
-              <w:t>MEETING_ASR_LANGUAGE_ID</w:t>
+              <w:t>MEETING_ASR_FALLBACK</w:t>
             </w:r>
           </w:p>
         </w:tc>
@@ -5353,7 +5721,7 @@
                 <w:color w:val="172233"/>
                 <w:sz w:val="19"/>
               </w:rPr>
-              <w:t>Qwen/Qwen3-ASR-0.6B</w:t>
+              <w:t>Qwen/Qwen3-ASR-1.7B（兼容别名，不加载第二模型）</w:t>
             </w:r>
           </w:p>
         </w:tc>
@@ -5392,7 +5760,7 @@
                 <w:color w:val="172233"/>
                 <w:sz w:val="19"/>
               </w:rPr>
-              <w:t>TRANSCRIPT_SCHEMA_VERSION</w:t>
+              <w:t>MEETING_ASR_LANGUAGE_ID</w:t>
             </w:r>
           </w:p>
         </w:tc>
@@ -5426,7 +5794,7 @@
                 <w:color w:val="172233"/>
                 <w:sz w:val="19"/>
               </w:rPr>
-              <w:t>2.0</w:t>
+              <w:t>Qwen/Qwen3-ASR-1.7B（兼容别名，同模确认）</w:t>
             </w:r>
           </w:p>
         </w:tc>
@@ -5466,7 +5834,7 @@
                 <w:color w:val="172233"/>
                 <w:sz w:val="19"/>
               </w:rPr>
-              <w:t>language_id_min_seconds</w:t>
+              <w:t>MEETING_PARTIAL_INTERVAL_MS</w:t>
             </w:r>
           </w:p>
         </w:tc>
@@ -5501,7 +5869,601 @@
                 <w:color w:val="172233"/>
                 <w:sz w:val="19"/>
               </w:rPr>
-              <w:t>0.8 秒左右开始语言/方言判断</w:t>
+              <w:t>默认 1000；实际运行值以 .env / 设置页为准</w:t>
+            </w:r>
+          </w:p>
+        </w:tc>
+      </w:tr>
+      <w:tr>
+        <w:trPr>
+          <w:cantSplit/>
+        </w:trPr>
+        <w:tc>
+          <w:tcPr>
+            <w:tcW w:type="dxa" w:w="3960"/>
+            <w:tcBorders>
+              <w:top w:val="single" w:sz="8" w:space="0" w:color="D4DEE9"/>
+              <w:left w:val="single" w:sz="8" w:space="0" w:color="D4DEE9"/>
+              <w:bottom w:val="single" w:sz="8" w:space="0" w:color="D4DEE9"/>
+              <w:right w:val="single" w:sz="8" w:space="0" w:color="D4DEE9"/>
+              <w:insideH w:val="single" w:sz="8" w:space="0" w:color="D4DEE9"/>
+              <w:insideV w:val="single" w:sz="8" w:space="0" w:color="D4DEE9"/>
+            </w:tcBorders>
+            <w:tcMar>
+              <w:top w:w="100" w:type="dxa"/>
+              <w:start w:w="140" w:type="dxa"/>
+              <w:bottom w:w="100" w:type="dxa"/>
+              <w:end w:w="140" w:type="dxa"/>
+            </w:tcMar>
+            <w:vAlign w:val="center"/>
+          </w:tcPr>
+          <w:p>
+            <w:pPr>
+              <w:spacing w:after="0" w:line="264" w:lineRule="auto"/>
+            </w:pPr>
+            <w:r>
+              <w:rPr>
+                <w:rFonts w:ascii="Microsoft YaHei" w:hAnsi="Microsoft YaHei" w:eastAsia="Microsoft YaHei"/>
+                <w:b/>
+                <w:color w:val="172233"/>
+                <w:sz w:val="19"/>
+              </w:rPr>
+              <w:t>MEETING_LANGUAGE_ID_MIN_SECONDS</w:t>
+            </w:r>
+          </w:p>
+        </w:tc>
+        <w:tc>
+          <w:tcPr>
+            <w:tcW w:type="dxa" w:w="6480"/>
+            <w:tcBorders>
+              <w:top w:val="single" w:sz="8" w:space="0" w:color="D4DEE9"/>
+              <w:left w:val="single" w:sz="8" w:space="0" w:color="D4DEE9"/>
+              <w:bottom w:val="single" w:sz="8" w:space="0" w:color="D4DEE9"/>
+              <w:right w:val="single" w:sz="8" w:space="0" w:color="D4DEE9"/>
+              <w:insideH w:val="single" w:sz="8" w:space="0" w:color="D4DEE9"/>
+              <w:insideV w:val="single" w:sz="8" w:space="0" w:color="D4DEE9"/>
+            </w:tcBorders>
+            <w:tcMar>
+              <w:top w:w="100" w:type="dxa"/>
+              <w:start w:w="140" w:type="dxa"/>
+              <w:bottom w:w="100" w:type="dxa"/>
+              <w:end w:w="140" w:type="dxa"/>
+            </w:tcMar>
+            <w:vAlign w:val="center"/>
+          </w:tcPr>
+          <w:p>
+            <w:pPr>
+              <w:spacing w:after="0" w:line="264" w:lineRule="auto"/>
+            </w:pPr>
+            <w:r>
+              <w:rPr>
+                <w:rFonts w:ascii="Microsoft YaHei" w:hAnsi="Microsoft YaHei" w:eastAsia="Microsoft YaHei"/>
+                <w:b w:val="0"/>
+                <w:color w:val="172233"/>
+                <w:sz w:val="19"/>
+              </w:rPr>
+              <w:t>1.0</w:t>
+            </w:r>
+          </w:p>
+        </w:tc>
+      </w:tr>
+      <w:tr>
+        <w:trPr>
+          <w:cantSplit/>
+        </w:trPr>
+        <w:tc>
+          <w:tcPr>
+            <w:tcW w:type="dxa" w:w="3960"/>
+            <w:tcBorders>
+              <w:top w:val="single" w:sz="8" w:space="0" w:color="D4DEE9"/>
+              <w:left w:val="single" w:sz="8" w:space="0" w:color="D4DEE9"/>
+              <w:bottom w:val="single" w:sz="8" w:space="0" w:color="D4DEE9"/>
+              <w:right w:val="single" w:sz="8" w:space="0" w:color="D4DEE9"/>
+              <w:insideH w:val="single" w:sz="8" w:space="0" w:color="D4DEE9"/>
+              <w:insideV w:val="single" w:sz="8" w:space="0" w:color="D4DEE9"/>
+            </w:tcBorders>
+            <w:tcMar>
+              <w:top w:w="100" w:type="dxa"/>
+              <w:start w:w="140" w:type="dxa"/>
+              <w:bottom w:w="100" w:type="dxa"/>
+              <w:end w:w="140" w:type="dxa"/>
+            </w:tcMar>
+            <w:shd w:fill="F7FAFC"/>
+            <w:vAlign w:val="center"/>
+          </w:tcPr>
+          <w:p>
+            <w:pPr>
+              <w:spacing w:after="0" w:line="264" w:lineRule="auto"/>
+            </w:pPr>
+            <w:r>
+              <w:rPr>
+                <w:rFonts w:ascii="Microsoft YaHei" w:hAnsi="Microsoft YaHei" w:eastAsia="Microsoft YaHei"/>
+                <w:b/>
+                <w:color w:val="172233"/>
+                <w:sz w:val="19"/>
+              </w:rPr>
+              <w:t>MEETING_LANGUAGE_CONFLICT_</w:t>
+              <w:br/>
+              <w:t>CONFIRMATIONS</w:t>
+            </w:r>
+          </w:p>
+        </w:tc>
+        <w:tc>
+          <w:tcPr>
+            <w:tcW w:type="dxa" w:w="6480"/>
+            <w:tcBorders>
+              <w:top w:val="single" w:sz="8" w:space="0" w:color="D4DEE9"/>
+              <w:left w:val="single" w:sz="8" w:space="0" w:color="D4DEE9"/>
+              <w:bottom w:val="single" w:sz="8" w:space="0" w:color="D4DEE9"/>
+              <w:right w:val="single" w:sz="8" w:space="0" w:color="D4DEE9"/>
+              <w:insideH w:val="single" w:sz="8" w:space="0" w:color="D4DEE9"/>
+              <w:insideV w:val="single" w:sz="8" w:space="0" w:color="D4DEE9"/>
+            </w:tcBorders>
+            <w:tcMar>
+              <w:top w:w="100" w:type="dxa"/>
+              <w:start w:w="140" w:type="dxa"/>
+              <w:bottom w:w="100" w:type="dxa"/>
+              <w:end w:w="140" w:type="dxa"/>
+            </w:tcMar>
+            <w:shd w:fill="F7FAFC"/>
+            <w:vAlign w:val="center"/>
+          </w:tcPr>
+          <w:p>
+            <w:pPr>
+              <w:spacing w:after="0" w:line="264" w:lineRule="auto"/>
+            </w:pPr>
+            <w:r>
+              <w:rPr>
+                <w:rFonts w:ascii="Microsoft YaHei" w:hAnsi="Microsoft YaHei" w:eastAsia="Microsoft YaHei"/>
+                <w:b w:val="0"/>
+                <w:color w:val="172233"/>
+                <w:sz w:val="19"/>
+              </w:rPr>
+              <w:t>3</w:t>
+            </w:r>
+          </w:p>
+        </w:tc>
+      </w:tr>
+      <w:tr>
+        <w:trPr>
+          <w:cantSplit/>
+        </w:trPr>
+        <w:tc>
+          <w:tcPr>
+            <w:tcW w:type="dxa" w:w="3960"/>
+            <w:tcBorders>
+              <w:top w:val="single" w:sz="8" w:space="0" w:color="D4DEE9"/>
+              <w:left w:val="single" w:sz="8" w:space="0" w:color="D4DEE9"/>
+              <w:bottom w:val="single" w:sz="8" w:space="0" w:color="D4DEE9"/>
+              <w:right w:val="single" w:sz="8" w:space="0" w:color="D4DEE9"/>
+              <w:insideH w:val="single" w:sz="8" w:space="0" w:color="D4DEE9"/>
+              <w:insideV w:val="single" w:sz="8" w:space="0" w:color="D4DEE9"/>
+            </w:tcBorders>
+            <w:tcMar>
+              <w:top w:w="100" w:type="dxa"/>
+              <w:start w:w="140" w:type="dxa"/>
+              <w:bottom w:w="100" w:type="dxa"/>
+              <w:end w:w="140" w:type="dxa"/>
+            </w:tcMar>
+            <w:vAlign w:val="center"/>
+          </w:tcPr>
+          <w:p>
+            <w:pPr>
+              <w:spacing w:after="0" w:line="264" w:lineRule="auto"/>
+            </w:pPr>
+            <w:r>
+              <w:rPr>
+                <w:rFonts w:ascii="Microsoft YaHei" w:hAnsi="Microsoft YaHei" w:eastAsia="Microsoft YaHei"/>
+                <w:b/>
+                <w:color w:val="172233"/>
+                <w:sz w:val="19"/>
+              </w:rPr>
+              <w:t>MEETING_POST_TRANSLATION_ENABLED</w:t>
+            </w:r>
+          </w:p>
+        </w:tc>
+        <w:tc>
+          <w:tcPr>
+            <w:tcW w:type="dxa" w:w="6480"/>
+            <w:tcBorders>
+              <w:top w:val="single" w:sz="8" w:space="0" w:color="D4DEE9"/>
+              <w:left w:val="single" w:sz="8" w:space="0" w:color="D4DEE9"/>
+              <w:bottom w:val="single" w:sz="8" w:space="0" w:color="D4DEE9"/>
+              <w:right w:val="single" w:sz="8" w:space="0" w:color="D4DEE9"/>
+              <w:insideH w:val="single" w:sz="8" w:space="0" w:color="D4DEE9"/>
+              <w:insideV w:val="single" w:sz="8" w:space="0" w:color="D4DEE9"/>
+            </w:tcBorders>
+            <w:tcMar>
+              <w:top w:w="100" w:type="dxa"/>
+              <w:start w:w="140" w:type="dxa"/>
+              <w:bottom w:w="100" w:type="dxa"/>
+              <w:end w:w="140" w:type="dxa"/>
+            </w:tcMar>
+            <w:vAlign w:val="center"/>
+          </w:tcPr>
+          <w:p>
+            <w:pPr>
+              <w:spacing w:after="0" w:line="264" w:lineRule="auto"/>
+            </w:pPr>
+            <w:r>
+              <w:rPr>
+                <w:rFonts w:ascii="Microsoft YaHei" w:hAnsi="Microsoft YaHei" w:eastAsia="Microsoft YaHei"/>
+                <w:b w:val="0"/>
+                <w:color w:val="172233"/>
+                <w:sz w:val="19"/>
+              </w:rPr>
+              <w:t>0（默认关闭本地会后复译）</w:t>
+            </w:r>
+          </w:p>
+        </w:tc>
+      </w:tr>
+      <w:tr>
+        <w:trPr>
+          <w:cantSplit/>
+        </w:trPr>
+        <w:tc>
+          <w:tcPr>
+            <w:tcW w:type="dxa" w:w="3960"/>
+            <w:tcBorders>
+              <w:top w:val="single" w:sz="8" w:space="0" w:color="D4DEE9"/>
+              <w:left w:val="single" w:sz="8" w:space="0" w:color="D4DEE9"/>
+              <w:bottom w:val="single" w:sz="8" w:space="0" w:color="D4DEE9"/>
+              <w:right w:val="single" w:sz="8" w:space="0" w:color="D4DEE9"/>
+              <w:insideH w:val="single" w:sz="8" w:space="0" w:color="D4DEE9"/>
+              <w:insideV w:val="single" w:sz="8" w:space="0" w:color="D4DEE9"/>
+            </w:tcBorders>
+            <w:tcMar>
+              <w:top w:w="100" w:type="dxa"/>
+              <w:start w:w="140" w:type="dxa"/>
+              <w:bottom w:w="100" w:type="dxa"/>
+              <w:end w:w="140" w:type="dxa"/>
+            </w:tcMar>
+            <w:shd w:fill="F7FAFC"/>
+            <w:vAlign w:val="center"/>
+          </w:tcPr>
+          <w:p>
+            <w:pPr>
+              <w:spacing w:after="0" w:line="264" w:lineRule="auto"/>
+            </w:pPr>
+            <w:r>
+              <w:rPr>
+                <w:rFonts w:ascii="Microsoft YaHei" w:hAnsi="Microsoft YaHei" w:eastAsia="Microsoft YaHei"/>
+                <w:b/>
+                <w:color w:val="172233"/>
+                <w:sz w:val="19"/>
+              </w:rPr>
+              <w:t>MEETING_ASR_SECONDARY_RETRY_ENABLED</w:t>
+            </w:r>
+          </w:p>
+        </w:tc>
+        <w:tc>
+          <w:tcPr>
+            <w:tcW w:type="dxa" w:w="6480"/>
+            <w:tcBorders>
+              <w:top w:val="single" w:sz="8" w:space="0" w:color="D4DEE9"/>
+              <w:left w:val="single" w:sz="8" w:space="0" w:color="D4DEE9"/>
+              <w:bottom w:val="single" w:sz="8" w:space="0" w:color="D4DEE9"/>
+              <w:right w:val="single" w:sz="8" w:space="0" w:color="D4DEE9"/>
+              <w:insideH w:val="single" w:sz="8" w:space="0" w:color="D4DEE9"/>
+              <w:insideV w:val="single" w:sz="8" w:space="0" w:color="D4DEE9"/>
+            </w:tcBorders>
+            <w:tcMar>
+              <w:top w:w="100" w:type="dxa"/>
+              <w:start w:w="140" w:type="dxa"/>
+              <w:bottom w:w="100" w:type="dxa"/>
+              <w:end w:w="140" w:type="dxa"/>
+            </w:tcMar>
+            <w:shd w:fill="F7FAFC"/>
+            <w:vAlign w:val="center"/>
+          </w:tcPr>
+          <w:p>
+            <w:pPr>
+              <w:spacing w:after="0" w:line="264" w:lineRule="auto"/>
+            </w:pPr>
+            <w:r>
+              <w:rPr>
+                <w:rFonts w:ascii="Microsoft YaHei" w:hAnsi="Microsoft YaHei" w:eastAsia="Microsoft YaHei"/>
+                <w:b w:val="0"/>
+                <w:color w:val="172233"/>
+                <w:sz w:val="19"/>
+              </w:rPr>
+              <w:t>1（默认开启；同模二次识别）</w:t>
+            </w:r>
+          </w:p>
+        </w:tc>
+      </w:tr>
+      <w:tr>
+        <w:trPr>
+          <w:cantSplit/>
+        </w:trPr>
+        <w:tc>
+          <w:tcPr>
+            <w:tcW w:type="dxa" w:w="3960"/>
+            <w:tcBorders>
+              <w:top w:val="single" w:sz="8" w:space="0" w:color="D4DEE9"/>
+              <w:left w:val="single" w:sz="8" w:space="0" w:color="D4DEE9"/>
+              <w:bottom w:val="single" w:sz="8" w:space="0" w:color="D4DEE9"/>
+              <w:right w:val="single" w:sz="8" w:space="0" w:color="D4DEE9"/>
+              <w:insideH w:val="single" w:sz="8" w:space="0" w:color="D4DEE9"/>
+              <w:insideV w:val="single" w:sz="8" w:space="0" w:color="D4DEE9"/>
+            </w:tcBorders>
+            <w:tcMar>
+              <w:top w:w="100" w:type="dxa"/>
+              <w:start w:w="140" w:type="dxa"/>
+              <w:bottom w:w="100" w:type="dxa"/>
+              <w:end w:w="140" w:type="dxa"/>
+            </w:tcMar>
+            <w:vAlign w:val="center"/>
+          </w:tcPr>
+          <w:p>
+            <w:pPr>
+              <w:spacing w:after="0" w:line="264" w:lineRule="auto"/>
+            </w:pPr>
+            <w:r>
+              <w:rPr>
+                <w:rFonts w:ascii="Microsoft YaHei" w:hAnsi="Microsoft YaHei" w:eastAsia="Microsoft YaHei"/>
+                <w:b/>
+                <w:color w:val="172233"/>
+                <w:sz w:val="19"/>
+              </w:rPr>
+              <w:t>MEETING_ASR_SECONDARY_RETRY_SHORT_SECONDS</w:t>
+            </w:r>
+          </w:p>
+        </w:tc>
+        <w:tc>
+          <w:tcPr>
+            <w:tcW w:type="dxa" w:w="6480"/>
+            <w:tcBorders>
+              <w:top w:val="single" w:sz="8" w:space="0" w:color="D4DEE9"/>
+              <w:left w:val="single" w:sz="8" w:space="0" w:color="D4DEE9"/>
+              <w:bottom w:val="single" w:sz="8" w:space="0" w:color="D4DEE9"/>
+              <w:right w:val="single" w:sz="8" w:space="0" w:color="D4DEE9"/>
+              <w:insideH w:val="single" w:sz="8" w:space="0" w:color="D4DEE9"/>
+              <w:insideV w:val="single" w:sz="8" w:space="0" w:color="D4DEE9"/>
+            </w:tcBorders>
+            <w:tcMar>
+              <w:top w:w="100" w:type="dxa"/>
+              <w:start w:w="140" w:type="dxa"/>
+              <w:bottom w:w="100" w:type="dxa"/>
+              <w:end w:w="140" w:type="dxa"/>
+            </w:tcMar>
+            <w:vAlign w:val="center"/>
+          </w:tcPr>
+          <w:p>
+            <w:pPr>
+              <w:spacing w:after="0" w:line="264" w:lineRule="auto"/>
+            </w:pPr>
+            <w:r>
+              <w:rPr>
+                <w:rFonts w:ascii="Microsoft YaHei" w:hAnsi="Microsoft YaHei" w:eastAsia="Microsoft YaHei"/>
+                <w:b w:val="0"/>
+                <w:color w:val="172233"/>
+                <w:sz w:val="19"/>
+              </w:rPr>
+              <w:t>1.8（短段触发阈值，可按会议调整）</w:t>
+            </w:r>
+          </w:p>
+        </w:tc>
+      </w:tr>
+      <w:tr>
+        <w:trPr>
+          <w:cantSplit/>
+        </w:trPr>
+        <w:tc>
+          <w:tcPr>
+            <w:tcW w:type="dxa" w:w="3960"/>
+            <w:tcBorders>
+              <w:top w:val="single" w:sz="8" w:space="0" w:color="D4DEE9"/>
+              <w:left w:val="single" w:sz="8" w:space="0" w:color="D4DEE9"/>
+              <w:bottom w:val="single" w:sz="8" w:space="0" w:color="D4DEE9"/>
+              <w:right w:val="single" w:sz="8" w:space="0" w:color="D4DEE9"/>
+              <w:insideH w:val="single" w:sz="8" w:space="0" w:color="D4DEE9"/>
+              <w:insideV w:val="single" w:sz="8" w:space="0" w:color="D4DEE9"/>
+            </w:tcBorders>
+            <w:tcMar>
+              <w:top w:w="100" w:type="dxa"/>
+              <w:start w:w="140" w:type="dxa"/>
+              <w:bottom w:w="100" w:type="dxa"/>
+              <w:end w:w="140" w:type="dxa"/>
+            </w:tcMar>
+            <w:shd w:fill="F7FAFC"/>
+            <w:vAlign w:val="center"/>
+          </w:tcPr>
+          <w:p>
+            <w:pPr>
+              <w:spacing w:after="0" w:line="264" w:lineRule="auto"/>
+            </w:pPr>
+            <w:r>
+              <w:rPr>
+                <w:rFonts w:ascii="Microsoft YaHei" w:hAnsi="Microsoft YaHei" w:eastAsia="Microsoft YaHei"/>
+                <w:b/>
+                <w:color w:val="172233"/>
+                <w:sz w:val="19"/>
+              </w:rPr>
+              <w:t>MEETING_ASR_SECONDARY_RETRY_CONFIDENCE_THRESHOLD</w:t>
+            </w:r>
+          </w:p>
+        </w:tc>
+        <w:tc>
+          <w:tcPr>
+            <w:tcW w:type="dxa" w:w="6480"/>
+            <w:tcBorders>
+              <w:top w:val="single" w:sz="8" w:space="0" w:color="D4DEE9"/>
+              <w:left w:val="single" w:sz="8" w:space="0" w:color="D4DEE9"/>
+              <w:bottom w:val="single" w:sz="8" w:space="0" w:color="D4DEE9"/>
+              <w:right w:val="single" w:sz="8" w:space="0" w:color="D4DEE9"/>
+              <w:insideH w:val="single" w:sz="8" w:space="0" w:color="D4DEE9"/>
+              <w:insideV w:val="single" w:sz="8" w:space="0" w:color="D4DEE9"/>
+            </w:tcBorders>
+            <w:tcMar>
+              <w:top w:w="100" w:type="dxa"/>
+              <w:start w:w="140" w:type="dxa"/>
+              <w:bottom w:w="100" w:type="dxa"/>
+              <w:end w:w="140" w:type="dxa"/>
+            </w:tcMar>
+            <w:shd w:fill="F7FAFC"/>
+            <w:vAlign w:val="center"/>
+          </w:tcPr>
+          <w:p>
+            <w:pPr>
+              <w:spacing w:after="0" w:line="264" w:lineRule="auto"/>
+            </w:pPr>
+            <w:r>
+              <w:rPr>
+                <w:rFonts w:ascii="Microsoft YaHei" w:hAnsi="Microsoft YaHei" w:eastAsia="Microsoft YaHei"/>
+                <w:b w:val="0"/>
+                <w:color w:val="172233"/>
+                <w:sz w:val="19"/>
+              </w:rPr>
+              <w:t>0.42（置信度触发阈值）</w:t>
+            </w:r>
+          </w:p>
+        </w:tc>
+      </w:tr>
+      <w:tr>
+        <w:trPr>
+          <w:cantSplit/>
+        </w:trPr>
+        <w:tc>
+          <w:tcPr>
+            <w:tcW w:type="dxa" w:w="3960"/>
+            <w:tcBorders>
+              <w:top w:val="single" w:sz="8" w:space="0" w:color="D4DEE9"/>
+              <w:left w:val="single" w:sz="8" w:space="0" w:color="D4DEE9"/>
+              <w:bottom w:val="single" w:sz="8" w:space="0" w:color="D4DEE9"/>
+              <w:right w:val="single" w:sz="8" w:space="0" w:color="D4DEE9"/>
+              <w:insideH w:val="single" w:sz="8" w:space="0" w:color="D4DEE9"/>
+              <w:insideV w:val="single" w:sz="8" w:space="0" w:color="D4DEE9"/>
+            </w:tcBorders>
+            <w:tcMar>
+              <w:top w:w="100" w:type="dxa"/>
+              <w:start w:w="140" w:type="dxa"/>
+              <w:bottom w:w="100" w:type="dxa"/>
+              <w:end w:w="140" w:type="dxa"/>
+            </w:tcMar>
+            <w:vAlign w:val="center"/>
+          </w:tcPr>
+          <w:p>
+            <w:pPr>
+              <w:spacing w:after="0" w:line="264" w:lineRule="auto"/>
+            </w:pPr>
+            <w:r>
+              <w:rPr>
+                <w:rFonts w:ascii="Microsoft YaHei" w:hAnsi="Microsoft YaHei" w:eastAsia="Microsoft YaHei"/>
+                <w:b/>
+                <w:color w:val="172233"/>
+                <w:sz w:val="19"/>
+              </w:rPr>
+              <w:t>MEETING_ASR_SECONDARY_RETRY_QUALITY_THRESHOLD</w:t>
+            </w:r>
+          </w:p>
+        </w:tc>
+        <w:tc>
+          <w:tcPr>
+            <w:tcW w:type="dxa" w:w="6480"/>
+            <w:tcBorders>
+              <w:top w:val="single" w:sz="8" w:space="0" w:color="D4DEE9"/>
+              <w:left w:val="single" w:sz="8" w:space="0" w:color="D4DEE9"/>
+              <w:bottom w:val="single" w:sz="8" w:space="0" w:color="D4DEE9"/>
+              <w:right w:val="single" w:sz="8" w:space="0" w:color="D4DEE9"/>
+              <w:insideH w:val="single" w:sz="8" w:space="0" w:color="D4DEE9"/>
+              <w:insideV w:val="single" w:sz="8" w:space="0" w:color="D4DEE9"/>
+            </w:tcBorders>
+            <w:tcMar>
+              <w:top w:w="100" w:type="dxa"/>
+              <w:start w:w="140" w:type="dxa"/>
+              <w:bottom w:w="100" w:type="dxa"/>
+              <w:end w:w="140" w:type="dxa"/>
+            </w:tcMar>
+            <w:vAlign w:val="center"/>
+          </w:tcPr>
+          <w:p>
+            <w:pPr>
+              <w:spacing w:after="0" w:line="264" w:lineRule="auto"/>
+            </w:pPr>
+            <w:r>
+              <w:rPr>
+                <w:rFonts w:ascii="Microsoft YaHei" w:hAnsi="Microsoft YaHei" w:eastAsia="Microsoft YaHei"/>
+                <w:b w:val="0"/>
+                <w:color w:val="172233"/>
+                <w:sz w:val="19"/>
+              </w:rPr>
+              <w:t>0.50（文本质量触发阈值）</w:t>
+            </w:r>
+          </w:p>
+        </w:tc>
+      </w:tr>
+      <w:tr>
+        <w:trPr>
+          <w:cantSplit/>
+        </w:trPr>
+        <w:tc>
+          <w:tcPr>
+            <w:tcW w:type="dxa" w:w="3960"/>
+            <w:tcBorders>
+              <w:top w:val="single" w:sz="8" w:space="0" w:color="D4DEE9"/>
+              <w:left w:val="single" w:sz="8" w:space="0" w:color="D4DEE9"/>
+              <w:bottom w:val="single" w:sz="8" w:space="0" w:color="D4DEE9"/>
+              <w:right w:val="single" w:sz="8" w:space="0" w:color="D4DEE9"/>
+              <w:insideH w:val="single" w:sz="8" w:space="0" w:color="D4DEE9"/>
+              <w:insideV w:val="single" w:sz="8" w:space="0" w:color="D4DEE9"/>
+            </w:tcBorders>
+            <w:tcMar>
+              <w:top w:w="100" w:type="dxa"/>
+              <w:start w:w="140" w:type="dxa"/>
+              <w:bottom w:w="100" w:type="dxa"/>
+              <w:end w:w="140" w:type="dxa"/>
+            </w:tcMar>
+            <w:shd w:fill="F7FAFC"/>
+            <w:vAlign w:val="center"/>
+          </w:tcPr>
+          <w:p>
+            <w:pPr>
+              <w:spacing w:after="0" w:line="264" w:lineRule="auto"/>
+            </w:pPr>
+            <w:r>
+              <w:rPr>
+                <w:rFonts w:ascii="Microsoft YaHei" w:hAnsi="Microsoft YaHei" w:eastAsia="Microsoft YaHei"/>
+                <w:b/>
+                <w:color w:val="172233"/>
+                <w:sz w:val="19"/>
+              </w:rPr>
+              <w:t>TRANSCRIPT_SCHEMA_VERSION</w:t>
+            </w:r>
+          </w:p>
+        </w:tc>
+        <w:tc>
+          <w:tcPr>
+            <w:tcW w:type="dxa" w:w="6480"/>
+            <w:tcBorders>
+              <w:top w:val="single" w:sz="8" w:space="0" w:color="D4DEE9"/>
+              <w:left w:val="single" w:sz="8" w:space="0" w:color="D4DEE9"/>
+              <w:bottom w:val="single" w:sz="8" w:space="0" w:color="D4DEE9"/>
+              <w:right w:val="single" w:sz="8" w:space="0" w:color="D4DEE9"/>
+              <w:insideH w:val="single" w:sz="8" w:space="0" w:color="D4DEE9"/>
+              <w:insideV w:val="single" w:sz="8" w:space="0" w:color="D4DEE9"/>
+            </w:tcBorders>
+            <w:tcMar>
+              <w:top w:w="100" w:type="dxa"/>
+              <w:start w:w="140" w:type="dxa"/>
+              <w:bottom w:w="100" w:type="dxa"/>
+              <w:end w:w="140" w:type="dxa"/>
+            </w:tcMar>
+            <w:shd w:fill="F7FAFC"/>
+            <w:vAlign w:val="center"/>
+          </w:tcPr>
+          <w:p>
+            <w:pPr>
+              <w:spacing w:after="0" w:line="264" w:lineRule="auto"/>
+            </w:pPr>
+            <w:r>
+              <w:rPr>
+                <w:rFonts w:ascii="Microsoft YaHei" w:hAnsi="Microsoft YaHei" w:eastAsia="Microsoft YaHei"/>
+                <w:b w:val="0"/>
+                <w:color w:val="172233"/>
+                <w:sz w:val="19"/>
+              </w:rPr>
+              <w:t>2.0</w:t>
             </w:r>
           </w:p>
         </w:tc>
@@ -5687,7 +6649,7 @@
                 <w:color w:val="172233"/>
                 <w:sz w:val="18"/>
               </w:rPr>
-              <w:t>移除旧 Whisper、large-v3、Resemblyzer 和会后第二套 ASR 的产品描述，统一改为 Qwen3-ASR 双模型架构。</w:t>
+              <w:t>移除旧 Whisper、large-v3、Resemblyzer、0.6B 第二模型和会后第二套 ASR 的产品描述，统一改为 Qwen3-ASR-1.7B 单模型架构。</w:t>
             </w:r>
           </w:p>
         </w:tc>
@@ -5760,7 +6722,7 @@
                 <w:color w:val="172233"/>
                 <w:sz w:val="18"/>
               </w:rPr>
-              <w:t>明确区分“质量优先”和“低延迟”两套架构，说明主识别、语言/方言判断与 fallback，不再暗示全程只用一种模型。</w:t>
+              <w:t>取消两套实时架构选择，明确 Qwen3-ASR-1.7B 同时承担主识别、语言/方言确认和冲突重识别；旧配置字段仅作兼容别名。</w:t>
             </w:r>
           </w:p>
         </w:tc>
@@ -5988,6 +6950,154 @@
           </w:p>
         </w:tc>
       </w:tr>
+      <w:tr>
+        <w:trPr>
+          <w:cantSplit/>
+        </w:trPr>
+        <w:tc>
+          <w:tcPr>
+            <w:tcW w:type="dxa" w:w="2088"/>
+            <w:tcBorders>
+              <w:top w:val="single" w:sz="8" w:space="0" w:color="D4DEE9"/>
+              <w:left w:val="single" w:sz="8" w:space="0" w:color="D4DEE9"/>
+              <w:bottom w:val="single" w:sz="8" w:space="0" w:color="D4DEE9"/>
+              <w:right w:val="single" w:sz="8" w:space="0" w:color="D4DEE9"/>
+              <w:insideH w:val="single" w:sz="8" w:space="0" w:color="D4DEE9"/>
+              <w:insideV w:val="single" w:sz="8" w:space="0" w:color="D4DEE9"/>
+            </w:tcBorders>
+            <w:tcMar>
+              <w:top w:w="100" w:type="dxa"/>
+              <w:start w:w="140" w:type="dxa"/>
+              <w:bottom w:w="100" w:type="dxa"/>
+              <w:end w:w="140" w:type="dxa"/>
+            </w:tcMar>
+            <w:vAlign w:val="center"/>
+          </w:tcPr>
+          <w:p>
+            <w:pPr>
+              <w:spacing w:after="0" w:line="264" w:lineRule="auto"/>
+            </w:pPr>
+            <w:r>
+              <w:rPr>
+                <w:rFonts w:ascii="Microsoft YaHei" w:hAnsi="Microsoft YaHei" w:eastAsia="Microsoft YaHei"/>
+                <w:b/>
+                <w:color w:val="172233"/>
+                <w:sz w:val="18"/>
+              </w:rPr>
+              <w:t>实时回放测试</w:t>
+            </w:r>
+          </w:p>
+        </w:tc>
+        <w:tc>
+          <w:tcPr>
+            <w:tcW w:type="dxa" w:w="8352"/>
+            <w:tcBorders>
+              <w:top w:val="single" w:sz="8" w:space="0" w:color="D4DEE9"/>
+              <w:left w:val="single" w:sz="8" w:space="0" w:color="D4DEE9"/>
+              <w:bottom w:val="single" w:sz="8" w:space="0" w:color="D4DEE9"/>
+              <w:right w:val="single" w:sz="8" w:space="0" w:color="D4DEE9"/>
+              <w:insideH w:val="single" w:sz="8" w:space="0" w:color="D4DEE9"/>
+              <w:insideV w:val="single" w:sz="8" w:space="0" w:color="D4DEE9"/>
+            </w:tcBorders>
+            <w:tcMar>
+              <w:top w:w="100" w:type="dxa"/>
+              <w:start w:w="140" w:type="dxa"/>
+              <w:bottom w:w="100" w:type="dxa"/>
+              <w:end w:w="140" w:type="dxa"/>
+            </w:tcMar>
+            <w:vAlign w:val="center"/>
+          </w:tcPr>
+          <w:p>
+            <w:pPr>
+              <w:spacing w:after="0" w:line="264" w:lineRule="auto"/>
+            </w:pPr>
+            <w:r>
+              <w:rPr>
+                <w:rFonts w:ascii="Microsoft YaHei" w:hAnsi="Microsoft YaHei" w:eastAsia="Microsoft YaHei"/>
+                <w:b w:val="0"/>
+                <w:color w:val="172233"/>
+                <w:sz w:val="18"/>
+              </w:rPr>
+              <w:t>项目内保留制造业月会音频、文字稿、manifest 和流程说明；按 1.0 倍速模拟实时输入，回放结束后依次请求会议纪要与 To-do API，并对比识别、翻译和接口结果。</w:t>
+            </w:r>
+          </w:p>
+        </w:tc>
+      </w:tr>
+      <w:tr>
+        <w:trPr>
+          <w:cantSplit/>
+        </w:trPr>
+        <w:tc>
+          <w:tcPr>
+            <w:tcW w:type="dxa" w:w="2088"/>
+            <w:tcBorders>
+              <w:top w:val="single" w:sz="8" w:space="0" w:color="D4DEE9"/>
+              <w:left w:val="single" w:sz="8" w:space="0" w:color="D4DEE9"/>
+              <w:bottom w:val="single" w:sz="8" w:space="0" w:color="D4DEE9"/>
+              <w:right w:val="single" w:sz="8" w:space="0" w:color="D4DEE9"/>
+              <w:insideH w:val="single" w:sz="8" w:space="0" w:color="D4DEE9"/>
+              <w:insideV w:val="single" w:sz="8" w:space="0" w:color="D4DEE9"/>
+            </w:tcBorders>
+            <w:tcMar>
+              <w:top w:w="100" w:type="dxa"/>
+              <w:start w:w="140" w:type="dxa"/>
+              <w:bottom w:w="100" w:type="dxa"/>
+              <w:end w:w="140" w:type="dxa"/>
+            </w:tcMar>
+            <w:shd w:fill="F7FAFC"/>
+            <w:vAlign w:val="center"/>
+          </w:tcPr>
+          <w:p>
+            <w:pPr>
+              <w:spacing w:after="0" w:line="264" w:lineRule="auto"/>
+            </w:pPr>
+            <w:r>
+              <w:rPr>
+                <w:rFonts w:ascii="Microsoft YaHei" w:hAnsi="Microsoft YaHei" w:eastAsia="Microsoft YaHei"/>
+                <w:b/>
+                <w:color w:val="172233"/>
+                <w:sz w:val="18"/>
+              </w:rPr>
+              <w:t>低质量段处理</w:t>
+            </w:r>
+          </w:p>
+        </w:tc>
+        <w:tc>
+          <w:tcPr>
+            <w:tcW w:type="dxa" w:w="8352"/>
+            <w:tcBorders>
+              <w:top w:val="single" w:sz="8" w:space="0" w:color="D4DEE9"/>
+              <w:left w:val="single" w:sz="8" w:space="0" w:color="D4DEE9"/>
+              <w:bottom w:val="single" w:sz="8" w:space="0" w:color="D4DEE9"/>
+              <w:right w:val="single" w:sz="8" w:space="0" w:color="D4DEE9"/>
+              <w:insideH w:val="single" w:sz="8" w:space="0" w:color="D4DEE9"/>
+              <w:insideV w:val="single" w:sz="8" w:space="0" w:color="D4DEE9"/>
+            </w:tcBorders>
+            <w:tcMar>
+              <w:top w:w="100" w:type="dxa"/>
+              <w:start w:w="140" w:type="dxa"/>
+              <w:bottom w:w="100" w:type="dxa"/>
+              <w:end w:w="140" w:type="dxa"/>
+            </w:tcMar>
+            <w:shd w:fill="F7FAFC"/>
+            <w:vAlign w:val="center"/>
+          </w:tcPr>
+          <w:p>
+            <w:pPr>
+              <w:spacing w:after="0" w:line="264" w:lineRule="auto"/>
+            </w:pPr>
+            <w:r>
+              <w:rPr>
+                <w:rFonts w:ascii="Microsoft YaHei" w:hAnsi="Microsoft YaHei" w:eastAsia="Microsoft YaHei"/>
+                <w:b w:val="0"/>
+                <w:color w:val="172233"/>
+                <w:sz w:val="18"/>
+              </w:rPr>
+              <w:t>最终段遇到空结果、短片段或弱质量信号时，同一个 1.7B 清空上文重试一次；pipeline_metrics 保存重试、替换、失败和 VAD/分段诊断。</w:t>
+            </w:r>
+          </w:p>
+        </w:tc>
+      </w:tr>
     </w:tbl>
     <w:tbl>
       <w:tblPr>
@@ -6102,6 +7212,28 @@
           <w:rFonts w:ascii="Microsoft YaHei" w:hAnsi="Microsoft YaHei" w:eastAsia="Microsoft YaHei"/>
         </w:rPr>
         <w:t>浅色/深色主题、设置单页、弹窗外部取消不保存、模型选择文案和输入文字可读性。</w:t>
+      </w:r>
+    </w:p>
+    <w:p>
+      <w:pPr>
+        <w:pStyle w:val="a0"/>
+      </w:pPr>
+      <w:r>
+        <w:rPr>
+          <w:rFonts w:ascii="Microsoft YaHei" w:hAnsi="Microsoft YaHei" w:eastAsia="Microsoft YaHei"/>
+        </w:rPr>
+        <w:t>制造业月会实时回放：以 tests/fixtures/manufacturing_role_meeting_v3/ 的 manuscript.jsonl 对照段落、语言/方言类别、翻译状态，并确认 summary 与 todo 两次 API 请求均有结果。</w:t>
+      </w:r>
+    </w:p>
+    <w:p>
+      <w:pPr>
+        <w:pStyle w:val="a0"/>
+      </w:pPr>
+      <w:r>
+        <w:rPr>
+          <w:rFonts w:ascii="Microsoft YaHei" w:hAnsi="Microsoft YaHei" w:eastAsia="Microsoft YaHei"/>
+        </w:rPr>
+        <w:t>内部四川方言 WSC-Eval-ASR Easy 50 条回放：低质量段二次识别后覆盖率由 96% 提升到 98%，字符准确率由 82.38% 提升到 89.05%；该结果仅代表当前评测样本，不构成产品 SLA。</w:t>
       </w:r>
     </w:p>
     <w:p>

--- a/会记_产品介绍.docx
+++ b/会记_产品介绍.docx
@@ -287,7 +287,7 @@
                 <w:color w:val="172233"/>
                 <w:sz w:val="19"/>
               </w:rPr>
-              <w:t>Qwen3-ASR-1.7B 单模型 + 同模语言确认 + 连续语音段落输出</w:t>
+              <w:t>本地 Qwen3-ASR-1.7B + VAD + 本地翻译；停录后由用户手动触发一次平台智能体请求</w:t>
             </w:r>
           </w:p>
         </w:tc>
@@ -435,7 +435,7 @@
                 <w:color w:val="172233"/>
                 <w:sz w:val="19"/>
               </w:rPr>
-              <w:t>实时段落、原文与简体中文翻译、会议纪要、To-do-list 和本次会议文件</w:t>
+              <w:t>实时段落、原文与简体中文翻译；一次请求返回精修转写、会议纪要和 To-do-list</w:t>
             </w:r>
           </w:p>
         </w:tc>
@@ -510,7 +510,7 @@
                 <w:color w:val="172233"/>
                 <w:sz w:val="19"/>
               </w:rPr>
-              <w:t>音频、ASR、VAD 和翻译优先在本机执行；纪要与 To-do 依赖配置的 Jimo SSE 节点</w:t>
+              <w:t>音频、ASR、VAD 和翻译优先在本机执行；平台请求只使用已保存会议上下文，并由服务端配置授权</w:t>
             </w:r>
           </w:p>
         </w:tc>
@@ -567,7 +567,7 @@
                 <w:color w:val="172233"/>
                 <w:sz w:val="20"/>
               </w:rPr>
-              <w:t>会记把本地录音变成连续、可回看、可执行的会议记录：录音时先看实时段落，停录后完成翻译，再生成纪要和行动项。</w:t>
+              <w:t>会记把本地录音变成连续、可回看、可执行的会议记录：录音时先看实时段落，停录后等待翻译完成，用户点击按钮一次生成精修转写、纪要和行动项。</w:t>
             </w:r>
           </w:p>
         </w:tc>
@@ -816,7 +816,7 @@
                 <w:color w:val="172233"/>
                 <w:sz w:val="18"/>
               </w:rPr>
-              <w:t>翻译完成后生成会议纪要与 To-do-list</w:t>
+              <w:t>手动触发一次请求生成精修转写、会议纪要与 To-do-list</w:t>
             </w:r>
           </w:p>
         </w:tc>
@@ -913,7 +913,7 @@
         <w:rPr>
           <w:rFonts w:ascii="Microsoft YaHei" w:hAnsi="Microsoft YaHei" w:eastAsia="Microsoft YaHei"/>
         </w:rPr>
-        <w:t>会记面向需要边开会边理解、会后快速复盘并形成行动清单的个人和小团队。它不是单纯的录音机，也不是只在会后给出一段摘要的黑盒，而是一条从音频采集、实时段落、翻译到纪要和 To-do 的本地化处理链。</w:t>
+        <w:t>会记面向需要边开会边理解、会后快速复盘并形成行动清单的个人和小团队。它不是单纯的录音机，也不是只在会后给出一段摘要的黑盒，而是一条从本地音频采集、实时段落、翻译到一次平台智能体请求和三段结果落盘的可控处理链。</w:t>
       </w:r>
     </w:p>
     <w:p>
@@ -960,7 +960,7 @@
         <w:rPr>
           <w:rFonts w:ascii="Microsoft YaHei" w:hAnsi="Microsoft YaHei" w:eastAsia="Microsoft YaHei"/>
         </w:rPr>
-        <w:t>访谈、销售和客户沟通：先按段落复盘原始表达，再从已保存内容生成纪要和可追踪行动项。</w:t>
+        <w:t>访谈、销售和客户沟通：先按段落复盘原始表达，停录后由用户确认，再从已保存内容生成纪要和可追踪行动项。</w:t>
       </w:r>
     </w:p>
     <w:p>
@@ -971,7 +971,7 @@
         <w:rPr>
           <w:rFonts w:ascii="Microsoft YaHei" w:hAnsi="Microsoft YaHei" w:eastAsia="Microsoft YaHei"/>
         </w:rPr>
-        <w:t>对隐私敏感的本地会议：音频、识别和翻译留在本机；只有纪要与 To-do 所需文本才交给已配置的 Jimo 节点。</w:t>
+        <w:t>对隐私敏感的本地会议：音频、识别和翻译留在本机；只有生成三段结果所需的会议上下文才交给服务端配置的平台智能体。</w:t>
       </w:r>
     </w:p>
     <w:p>
@@ -1293,7 +1293,7 @@
                 <w:color w:val="172233"/>
                 <w:sz w:val="19"/>
               </w:rPr>
-              <w:t>Qwen ASR、VAD 与英文/德文翻译采用本地模型；外部服务只承担配置范围内的纪要和 To-do。</w:t>
+              <w:t>Qwen ASR、VAD 与英文/德文翻译采用本地模型；外部平台只在用户点击后承担一次三段结果生成。</w:t>
             </w:r>
           </w:p>
         </w:tc>
@@ -1498,7 +1498,7 @@
                 <w:color w:val="172233"/>
                 <w:sz w:val="20"/>
               </w:rPr>
-              <w:t>会记不保存人员身份，不做说话人身份分离，也不存在会后再跑一套旧 ASR 的隐藏阶段；产品以连续段落和原文/译文为核心记录单位。</w:t>
+              <w:t>会记不保存人员身份，不做说话人身份分离，也不存在会后再跑一套旧 ASR 的隐藏阶段；平台结果由一次请求返回三个固定区块，产品以连续段落和原文/译文为核心记录单位。</w:t>
             </w:r>
           </w:p>
         </w:tc>
@@ -1507,7 +1507,6 @@
     <w:p>
       <w:pPr>
         <w:pStyle w:val="1"/>
-        <w:pageBreakBefore/>
       </w:pPr>
       <w:r>
         <w:rPr>
@@ -2852,7 +2851,7 @@
         <w:rPr>
           <w:rFonts w:ascii="Microsoft YaHei" w:hAnsi="Microsoft YaHei" w:eastAsia="Microsoft YaHei"/>
         </w:rPr>
-        <w:t>停录后，系统依次完成最后音频 flush、最终 ASR、实时翻译队列和本地保存；默认不自动执行会后本地复译，然后将会议推进到可生成纪要的状态。</w:t>
+        <w:t>停录后，系统依次完成最后音频 flush、最终 ASR、实时翻译队列和本地保存；不会自动调用平台，会议进入可生成三段结果的状态。</w:t>
       </w:r>
     </w:p>
     <w:p>
@@ -2863,7 +2862,7 @@
         <w:rPr>
           <w:rFonts w:ascii="Microsoft YaHei" w:hAnsi="Microsoft YaHei" w:eastAsia="Microsoft YaHei"/>
         </w:rPr>
-        <w:t>生成会议纪要后，系统从已保存内容提取 To-do-list；失败时可分别重试，不影响已保存的录音和转写。</w:t>
+        <w:t>用户点击“生成三段结果”后，服务端向已配置的平台智能体发起一次请求；平台返回 DATA、SUMMARY、TODOLIST 三个固定区块，分别对应精修转写、会议纪要和 To-do-list。</w:t>
       </w:r>
     </w:p>
     <w:p>
@@ -2874,7 +2873,7 @@
         <w:rPr>
           <w:rFonts w:ascii="Microsoft YaHei" w:hAnsi="Microsoft YaHei" w:eastAsia="Microsoft YaHei"/>
         </w:rPr>
-        <w:t>在右侧结果区查看会议纪要、To-do-list 和本次文件，并下载 Markdown、JSON 等结果。</w:t>
+        <w:t>在右侧结果区查看三段结果和本次文件，并下载 Markdown、JSON 等结果；如果失败，从同一个按钮重新发起整次请求。</w:t>
       </w:r>
     </w:p>
     <w:p>
@@ -3196,7 +3195,7 @@
                 <w:color w:val="172233"/>
                 <w:sz w:val="18"/>
               </w:rPr>
-              <w:t>会议纪要、To-do-list 和本次文件，随会议状态显示生成、重试和下载操作。</w:t>
+              <w:t>逐句转写（精修）、会议纪要、To-do-list 和本次文件；录音完成后显示手动生成按钮，完成后提供下载。</w:t>
             </w:r>
           </w:p>
         </w:tc>
@@ -3950,7 +3949,7 @@
                 <w:color w:val="172233"/>
                 <w:sz w:val="20"/>
               </w:rPr>
-              <w:t>flush 最后音频段 → 等待最终 ASR → 等待实时翻译队列 → 跳过默认关闭的会后本地复译 → recording_state=complete → ready_for_summary。只有完成实时翻译队列后，右侧才开放生成纪要和 To-do-list。</w:t>
+              <w:t>flush 最后音频段 → 等待最终 ASR → 等待实时翻译队列 → 本地保存 → recording_state=complete → ready_for_summary → 用户点击按钮 → 一次平台请求返回三段结果。停录本身不会自动调用平台。</w:t>
             </w:r>
           </w:p>
         </w:tc>
@@ -3975,7 +3974,7 @@
         <w:rPr>
           <w:rFonts w:ascii="Microsoft YaHei" w:hAnsi="Microsoft YaHei" w:eastAsia="Microsoft YaHei"/>
         </w:rPr>
-        <w:t>翻译失败不抹掉原文；会议结果仍可查看，修复服务或模型后可以重新排队翻译。会后如需更高质量，可单独请求外部翻译智能体 API。</w:t>
+        <w:t>翻译失败不抹掉原文；会议结果仍可查看，修复服务或模型后可以重新排队翻译。三段结果生成失败时，从同一手动入口重试整次平台请求。</w:t>
       </w:r>
     </w:p>
     <w:p>
@@ -4833,7 +4832,7 @@
                 <w:color w:val="172233"/>
                 <w:sz w:val="18"/>
               </w:rPr>
-              <w:t>会议纪要与 To-do-list</w:t>
+              <w:t>精修转写、会议纪要与 To-do-list</w:t>
             </w:r>
           </w:p>
         </w:tc>
@@ -4868,7 +4867,7 @@
                 <w:color w:val="172233"/>
                 <w:sz w:val="18"/>
               </w:rPr>
-              <w:t>使用本地配置的 Jimo SSE 节点；prompt 只使用段落时间、语言/方言、原文和译文。</w:t>
+              <w:t>使用一个服务端配置的平台智能体 API；一次请求返回 DATA/SUMMARY/TODOLIST 三个固定区块。客户端内部兼容完整结果的 SSE 传输，但不向前端输出增量。</w:t>
             </w:r>
           </w:p>
         </w:tc>
@@ -4998,7 +4997,7 @@
                 <w:color w:val="172233"/>
                 <w:sz w:val="20"/>
               </w:rPr>
-              <w:t>会记是本地优先的会议记录工作台，不把“本地 ASR/翻译”和“纪要服务调用”混写成同一条链路；服务级地址、授权和模型下载策略由部署配置控制。</w:t>
+              <w:t>会记是本地优先的会议记录工作台，不把“本地 ASR/翻译”和“纪要服务调用”混写成同一条链路；服务级地址、授权和模型下载策略由部署配置控制。平台请求只在用户明确点击后发起一次。</w:t>
             </w:r>
           </w:p>
         </w:tc>
@@ -6468,6 +6467,302 @@
           </w:p>
         </w:tc>
       </w:tr>
+      <w:tr>
+        <w:trPr>
+          <w:cantSplit/>
+        </w:trPr>
+        <w:tc>
+          <w:tcPr>
+            <w:tcW w:type="dxa" w:w="3960"/>
+            <w:tcBorders>
+              <w:top w:val="single" w:sz="8" w:space="0" w:color="D4DEE9"/>
+              <w:left w:val="single" w:sz="8" w:space="0" w:color="D4DEE9"/>
+              <w:bottom w:val="single" w:sz="8" w:space="0" w:color="D4DEE9"/>
+              <w:right w:val="single" w:sz="8" w:space="0" w:color="D4DEE9"/>
+              <w:insideH w:val="single" w:sz="8" w:space="0" w:color="D4DEE9"/>
+              <w:insideV w:val="single" w:sz="8" w:space="0" w:color="D4DEE9"/>
+            </w:tcBorders>
+            <w:tcMar>
+              <w:top w:w="100" w:type="dxa"/>
+              <w:start w:w="140" w:type="dxa"/>
+              <w:bottom w:w="100" w:type="dxa"/>
+              <w:end w:w="140" w:type="dxa"/>
+            </w:tcMar>
+            <w:vAlign w:val="center"/>
+          </w:tcPr>
+          <w:p>
+            <w:pPr>
+              <w:spacing w:after="0" w:line="264" w:lineRule="auto"/>
+            </w:pPr>
+            <w:r>
+              <w:rPr>
+                <w:rFonts w:ascii="Microsoft YaHei" w:hAnsi="Microsoft YaHei" w:eastAsia="Microsoft YaHei"/>
+                <w:b/>
+                <w:color w:val="172233"/>
+                <w:sz w:val="19"/>
+              </w:rPr>
+              <w:t>JIMO_API_URL</w:t>
+            </w:r>
+          </w:p>
+        </w:tc>
+        <w:tc>
+          <w:tcPr>
+            <w:tcW w:type="dxa" w:w="6480"/>
+            <w:tcBorders>
+              <w:top w:val="single" w:sz="8" w:space="0" w:color="D4DEE9"/>
+              <w:left w:val="single" w:sz="8" w:space="0" w:color="D4DEE9"/>
+              <w:bottom w:val="single" w:sz="8" w:space="0" w:color="D4DEE9"/>
+              <w:right w:val="single" w:sz="8" w:space="0" w:color="D4DEE9"/>
+              <w:insideH w:val="single" w:sz="8" w:space="0" w:color="D4DEE9"/>
+              <w:insideV w:val="single" w:sz="8" w:space="0" w:color="D4DEE9"/>
+            </w:tcBorders>
+            <w:tcMar>
+              <w:top w:w="100" w:type="dxa"/>
+              <w:start w:w="140" w:type="dxa"/>
+              <w:bottom w:w="100" w:type="dxa"/>
+              <w:end w:w="140" w:type="dxa"/>
+            </w:tcMar>
+            <w:vAlign w:val="center"/>
+          </w:tcPr>
+          <w:p>
+            <w:pPr>
+              <w:spacing w:after="0" w:line="264" w:lineRule="auto"/>
+            </w:pPr>
+            <w:r>
+              <w:rPr>
+                <w:rFonts w:ascii="Microsoft YaHei" w:hAnsi="Microsoft YaHei" w:eastAsia="Microsoft YaHei"/>
+                <w:b w:val="0"/>
+                <w:color w:val="172233"/>
+                <w:sz w:val="19"/>
+              </w:rPr>
+              <w:t>唯一的平台智能体 API 地址（仅服务端配置）</w:t>
+            </w:r>
+          </w:p>
+        </w:tc>
+      </w:tr>
+      <w:tr>
+        <w:trPr>
+          <w:cantSplit/>
+        </w:trPr>
+        <w:tc>
+          <w:tcPr>
+            <w:tcW w:type="dxa" w:w="3960"/>
+            <w:tcBorders>
+              <w:top w:val="single" w:sz="8" w:space="0" w:color="D4DEE9"/>
+              <w:left w:val="single" w:sz="8" w:space="0" w:color="D4DEE9"/>
+              <w:bottom w:val="single" w:sz="8" w:space="0" w:color="D4DEE9"/>
+              <w:right w:val="single" w:sz="8" w:space="0" w:color="D4DEE9"/>
+              <w:insideH w:val="single" w:sz="8" w:space="0" w:color="D4DEE9"/>
+              <w:insideV w:val="single" w:sz="8" w:space="0" w:color="D4DEE9"/>
+            </w:tcBorders>
+            <w:tcMar>
+              <w:top w:w="100" w:type="dxa"/>
+              <w:start w:w="140" w:type="dxa"/>
+              <w:bottom w:w="100" w:type="dxa"/>
+              <w:end w:w="140" w:type="dxa"/>
+            </w:tcMar>
+            <w:shd w:fill="F7FAFC"/>
+            <w:vAlign w:val="center"/>
+          </w:tcPr>
+          <w:p>
+            <w:pPr>
+              <w:spacing w:after="0" w:line="264" w:lineRule="auto"/>
+            </w:pPr>
+            <w:r>
+              <w:rPr>
+                <w:rFonts w:ascii="Microsoft YaHei" w:hAnsi="Microsoft YaHei" w:eastAsia="Microsoft YaHei"/>
+                <w:b/>
+                <w:color w:val="172233"/>
+                <w:sz w:val="19"/>
+              </w:rPr>
+              <w:t>JIMO_AUTHORIZATION</w:t>
+            </w:r>
+          </w:p>
+        </w:tc>
+        <w:tc>
+          <w:tcPr>
+            <w:tcW w:type="dxa" w:w="6480"/>
+            <w:tcBorders>
+              <w:top w:val="single" w:sz="8" w:space="0" w:color="D4DEE9"/>
+              <w:left w:val="single" w:sz="8" w:space="0" w:color="D4DEE9"/>
+              <w:bottom w:val="single" w:sz="8" w:space="0" w:color="D4DEE9"/>
+              <w:right w:val="single" w:sz="8" w:space="0" w:color="D4DEE9"/>
+              <w:insideH w:val="single" w:sz="8" w:space="0" w:color="D4DEE9"/>
+              <w:insideV w:val="single" w:sz="8" w:space="0" w:color="D4DEE9"/>
+            </w:tcBorders>
+            <w:tcMar>
+              <w:top w:w="100" w:type="dxa"/>
+              <w:start w:w="140" w:type="dxa"/>
+              <w:bottom w:w="100" w:type="dxa"/>
+              <w:end w:w="140" w:type="dxa"/>
+            </w:tcMar>
+            <w:shd w:fill="F7FAFC"/>
+            <w:vAlign w:val="center"/>
+          </w:tcPr>
+          <w:p>
+            <w:pPr>
+              <w:spacing w:after="0" w:line="264" w:lineRule="auto"/>
+            </w:pPr>
+            <w:r>
+              <w:rPr>
+                <w:rFonts w:ascii="Microsoft YaHei" w:hAnsi="Microsoft YaHei" w:eastAsia="Microsoft YaHei"/>
+                <w:b w:val="0"/>
+                <w:color w:val="172233"/>
+                <w:sz w:val="19"/>
+              </w:rPr>
+              <w:t>服务端授权头；不进入浏览器，也不写入前端结果</w:t>
+            </w:r>
+          </w:p>
+        </w:tc>
+      </w:tr>
+      <w:tr>
+        <w:trPr>
+          <w:cantSplit/>
+        </w:trPr>
+        <w:tc>
+          <w:tcPr>
+            <w:tcW w:type="dxa" w:w="3960"/>
+            <w:tcBorders>
+              <w:top w:val="single" w:sz="8" w:space="0" w:color="D4DEE9"/>
+              <w:left w:val="single" w:sz="8" w:space="0" w:color="D4DEE9"/>
+              <w:bottom w:val="single" w:sz="8" w:space="0" w:color="D4DEE9"/>
+              <w:right w:val="single" w:sz="8" w:space="0" w:color="D4DEE9"/>
+              <w:insideH w:val="single" w:sz="8" w:space="0" w:color="D4DEE9"/>
+              <w:insideV w:val="single" w:sz="8" w:space="0" w:color="D4DEE9"/>
+            </w:tcBorders>
+            <w:tcMar>
+              <w:top w:w="100" w:type="dxa"/>
+              <w:start w:w="140" w:type="dxa"/>
+              <w:bottom w:w="100" w:type="dxa"/>
+              <w:end w:w="140" w:type="dxa"/>
+            </w:tcMar>
+            <w:vAlign w:val="center"/>
+          </w:tcPr>
+          <w:p>
+            <w:pPr>
+              <w:spacing w:after="0" w:line="264" w:lineRule="auto"/>
+            </w:pPr>
+            <w:r>
+              <w:rPr>
+                <w:rFonts w:ascii="Microsoft YaHei" w:hAnsi="Microsoft YaHei" w:eastAsia="Microsoft YaHei"/>
+                <w:b/>
+                <w:color w:val="172233"/>
+                <w:sz w:val="19"/>
+              </w:rPr>
+              <w:t>JIMO_MAX_RETRIES</w:t>
+            </w:r>
+          </w:p>
+        </w:tc>
+        <w:tc>
+          <w:tcPr>
+            <w:tcW w:type="dxa" w:w="6480"/>
+            <w:tcBorders>
+              <w:top w:val="single" w:sz="8" w:space="0" w:color="D4DEE9"/>
+              <w:left w:val="single" w:sz="8" w:space="0" w:color="D4DEE9"/>
+              <w:bottom w:val="single" w:sz="8" w:space="0" w:color="D4DEE9"/>
+              <w:right w:val="single" w:sz="8" w:space="0" w:color="D4DEE9"/>
+              <w:insideH w:val="single" w:sz="8" w:space="0" w:color="D4DEE9"/>
+              <w:insideV w:val="single" w:sz="8" w:space="0" w:color="D4DEE9"/>
+            </w:tcBorders>
+            <w:tcMar>
+              <w:top w:w="100" w:type="dxa"/>
+              <w:start w:w="140" w:type="dxa"/>
+              <w:bottom w:w="100" w:type="dxa"/>
+              <w:end w:w="140" w:type="dxa"/>
+            </w:tcMar>
+            <w:vAlign w:val="center"/>
+          </w:tcPr>
+          <w:p>
+            <w:pPr>
+              <w:spacing w:after="0" w:line="264" w:lineRule="auto"/>
+            </w:pPr>
+            <w:r>
+              <w:rPr>
+                <w:rFonts w:ascii="Microsoft YaHei" w:hAnsi="Microsoft YaHei" w:eastAsia="Microsoft YaHei"/>
+                <w:b w:val="0"/>
+                <w:color w:val="172233"/>
+                <w:sz w:val="19"/>
+              </w:rPr>
+              <w:t>平台请求失败时重试；业务入口仍是一次手动触发</w:t>
+            </w:r>
+          </w:p>
+        </w:tc>
+      </w:tr>
+      <w:tr>
+        <w:trPr>
+          <w:cantSplit/>
+        </w:trPr>
+        <w:tc>
+          <w:tcPr>
+            <w:tcW w:type="dxa" w:w="3960"/>
+            <w:tcBorders>
+              <w:top w:val="single" w:sz="8" w:space="0" w:color="D4DEE9"/>
+              <w:left w:val="single" w:sz="8" w:space="0" w:color="D4DEE9"/>
+              <w:bottom w:val="single" w:sz="8" w:space="0" w:color="D4DEE9"/>
+              <w:right w:val="single" w:sz="8" w:space="0" w:color="D4DEE9"/>
+              <w:insideH w:val="single" w:sz="8" w:space="0" w:color="D4DEE9"/>
+              <w:insideV w:val="single" w:sz="8" w:space="0" w:color="D4DEE9"/>
+            </w:tcBorders>
+            <w:tcMar>
+              <w:top w:w="100" w:type="dxa"/>
+              <w:start w:w="140" w:type="dxa"/>
+              <w:bottom w:w="100" w:type="dxa"/>
+              <w:end w:w="140" w:type="dxa"/>
+            </w:tcMar>
+            <w:shd w:fill="F7FAFC"/>
+            <w:vAlign w:val="center"/>
+          </w:tcPr>
+          <w:p>
+            <w:pPr>
+              <w:spacing w:after="0" w:line="264" w:lineRule="auto"/>
+            </w:pPr>
+            <w:r>
+              <w:rPr>
+                <w:rFonts w:ascii="Microsoft YaHei" w:hAnsi="Microsoft YaHei" w:eastAsia="Microsoft YaHei"/>
+                <w:b/>
+                <w:color w:val="172233"/>
+                <w:sz w:val="19"/>
+              </w:rPr>
+              <w:t>JIMO_UPLOAD_*</w:t>
+            </w:r>
+          </w:p>
+        </w:tc>
+        <w:tc>
+          <w:tcPr>
+            <w:tcW w:type="dxa" w:w="6480"/>
+            <w:tcBorders>
+              <w:top w:val="single" w:sz="8" w:space="0" w:color="D4DEE9"/>
+              <w:left w:val="single" w:sz="8" w:space="0" w:color="D4DEE9"/>
+              <w:bottom w:val="single" w:sz="8" w:space="0" w:color="D4DEE9"/>
+              <w:right w:val="single" w:sz="8" w:space="0" w:color="D4DEE9"/>
+              <w:insideH w:val="single" w:sz="8" w:space="0" w:color="D4DEE9"/>
+              <w:insideV w:val="single" w:sz="8" w:space="0" w:color="D4DEE9"/>
+            </w:tcBorders>
+            <w:tcMar>
+              <w:top w:w="100" w:type="dxa"/>
+              <w:start w:w="140" w:type="dxa"/>
+              <w:bottom w:w="100" w:type="dxa"/>
+              <w:end w:w="140" w:type="dxa"/>
+            </w:tcMar>
+            <w:shd w:fill="F7FAFC"/>
+            <w:vAlign w:val="center"/>
+          </w:tcPr>
+          <w:p>
+            <w:pPr>
+              <w:spacing w:after="0" w:line="264" w:lineRule="auto"/>
+            </w:pPr>
+            <w:r>
+              <w:rPr>
+                <w:rFonts w:ascii="Microsoft YaHei" w:hAnsi="Microsoft YaHei" w:eastAsia="Microsoft YaHei"/>
+                <w:b w:val="0"/>
+                <w:color w:val="172233"/>
+                <w:sz w:val="19"/>
+              </w:rPr>
+              <w:t>可选的本地音频转公网 URL 辅助链，不等于第二个智能体请求</w:t>
+            </w:r>
+          </w:p>
+        </w:tc>
+      </w:tr>
     </w:tbl>
     <w:p>
       <w:pPr>
@@ -6489,7 +6784,7 @@
         <w:rPr>
           <w:rFonts w:ascii="Microsoft YaHei" w:hAnsi="Microsoft YaHei" w:eastAsia="Microsoft YaHei"/>
         </w:rPr>
-        <w:t>本版产品介绍已按会记 v2 的当前实现重新整理，重点修正了模型、结果契约和界面描述之间的不一致。</w:t>
+        <w:t>本版产品介绍已按会记 v2 的当前实现重新整理，重点修正了模型、结果契约、平台调用和界面描述之间的不一致。</w:t>
       </w:r>
     </w:p>
     <w:tbl>
@@ -6984,7 +7279,7 @@
                 <w:color w:val="172233"/>
                 <w:sz w:val="18"/>
               </w:rPr>
-              <w:t>实时回放测试</w:t>
+              <w:t>平台结果链</w:t>
             </w:r>
           </w:p>
         </w:tc>
@@ -7018,7 +7313,7 @@
                 <w:color w:val="172233"/>
                 <w:sz w:val="18"/>
               </w:rPr>
-              <w:t>项目内保留制造业月会音频、文字稿、manifest 和流程说明；按 1.0 倍速模拟实时输入，回放结束后依次请求会议纪要与 To-do API，并对比识别、翻译和接口结果。</w:t>
+              <w:t>删除旧的分离式 summary/todo 调用与自动触发；改为用户手动触发一次平台智能体请求，由固定区块返回精修转写、会议纪要和 To-do-list。</w:t>
             </w:r>
           </w:p>
         </w:tc>
@@ -7058,6 +7353,80 @@
                 <w:color w:val="172233"/>
                 <w:sz w:val="18"/>
               </w:rPr>
+              <w:t>实时回放测试</w:t>
+            </w:r>
+          </w:p>
+        </w:tc>
+        <w:tc>
+          <w:tcPr>
+            <w:tcW w:type="dxa" w:w="8352"/>
+            <w:tcBorders>
+              <w:top w:val="single" w:sz="8" w:space="0" w:color="D4DEE9"/>
+              <w:left w:val="single" w:sz="8" w:space="0" w:color="D4DEE9"/>
+              <w:bottom w:val="single" w:sz="8" w:space="0" w:color="D4DEE9"/>
+              <w:right w:val="single" w:sz="8" w:space="0" w:color="D4DEE9"/>
+              <w:insideH w:val="single" w:sz="8" w:space="0" w:color="D4DEE9"/>
+              <w:insideV w:val="single" w:sz="8" w:space="0" w:color="D4DEE9"/>
+            </w:tcBorders>
+            <w:tcMar>
+              <w:top w:w="100" w:type="dxa"/>
+              <w:start w:w="140" w:type="dxa"/>
+              <w:bottom w:w="100" w:type="dxa"/>
+              <w:end w:w="140" w:type="dxa"/>
+            </w:tcMar>
+            <w:shd w:fill="F7FAFC"/>
+            <w:vAlign w:val="center"/>
+          </w:tcPr>
+          <w:p>
+            <w:pPr>
+              <w:spacing w:after="0" w:line="264" w:lineRule="auto"/>
+            </w:pPr>
+            <w:r>
+              <w:rPr>
+                <w:rFonts w:ascii="Microsoft YaHei" w:hAnsi="Microsoft YaHei" w:eastAsia="Microsoft YaHei"/>
+                <w:b w:val="0"/>
+                <w:color w:val="172233"/>
+                <w:sz w:val="18"/>
+              </w:rPr>
+              <w:t>项目内保留制造业月会音频、文字稿、manifest 和流程说明；按 1.0 倍速模拟实时输入，回放结束后模拟用户点击一次三段结果请求，并核验三段结果和前端展示。</w:t>
+            </w:r>
+          </w:p>
+        </w:tc>
+      </w:tr>
+      <w:tr>
+        <w:trPr>
+          <w:cantSplit/>
+        </w:trPr>
+        <w:tc>
+          <w:tcPr>
+            <w:tcW w:type="dxa" w:w="2088"/>
+            <w:tcBorders>
+              <w:top w:val="single" w:sz="8" w:space="0" w:color="D4DEE9"/>
+              <w:left w:val="single" w:sz="8" w:space="0" w:color="D4DEE9"/>
+              <w:bottom w:val="single" w:sz="8" w:space="0" w:color="D4DEE9"/>
+              <w:right w:val="single" w:sz="8" w:space="0" w:color="D4DEE9"/>
+              <w:insideH w:val="single" w:sz="8" w:space="0" w:color="D4DEE9"/>
+              <w:insideV w:val="single" w:sz="8" w:space="0" w:color="D4DEE9"/>
+            </w:tcBorders>
+            <w:tcMar>
+              <w:top w:w="100" w:type="dxa"/>
+              <w:start w:w="140" w:type="dxa"/>
+              <w:bottom w:w="100" w:type="dxa"/>
+              <w:end w:w="140" w:type="dxa"/>
+            </w:tcMar>
+            <w:vAlign w:val="center"/>
+          </w:tcPr>
+          <w:p>
+            <w:pPr>
+              <w:spacing w:after="0" w:line="264" w:lineRule="auto"/>
+            </w:pPr>
+            <w:r>
+              <w:rPr>
+                <w:rFonts w:ascii="Microsoft YaHei" w:hAnsi="Microsoft YaHei" w:eastAsia="Microsoft YaHei"/>
+                <w:b/>
+                <w:color w:val="172233"/>
+                <w:sz w:val="18"/>
+              </w:rPr>
               <w:t>低质量段处理</w:t>
             </w:r>
           </w:p>
@@ -7079,7 +7448,6 @@
               <w:bottom w:w="100" w:type="dxa"/>
               <w:end w:w="140" w:type="dxa"/>
             </w:tcMar>
-            <w:shd w:fill="F7FAFC"/>
             <w:vAlign w:val="center"/>
           </w:tcPr>
           <w:p>
@@ -7150,7 +7518,7 @@
                 <w:color w:val="172233"/>
                 <w:sz w:val="20"/>
               </w:rPr>
-              <w:t>产品能力以当前代码和配置为准：README.md、DEPLOYMENT.md、realtime_meeting/config.py、runtime.py、session.py、storage.py 以及 web 目录是本版本的实现依据。</w:t>
+              <w:t>产品能力以当前代码和配置为准：README.md、.env.example、realtime_meeting/config.py、jimo.py、prompts.py、session.py、server.py 以及 web 目录是本版本的实现依据。</w:t>
             </w:r>
           </w:p>
         </w:tc>
@@ -7200,7 +7568,7 @@
         <w:rPr>
           <w:rFonts w:ascii="Microsoft YaHei" w:hAnsi="Microsoft YaHei" w:eastAsia="Microsoft YaHei"/>
         </w:rPr>
-        <w:t>停录顺序、schema 2.0 文件输出、会议纪要和 To-do 生成前置状态。</w:t>
+        <w:t>停录顺序、schema 2.0 文件输出、手动生成按钮和三段结果完成状态。</w:t>
       </w:r>
     </w:p>
     <w:p>
@@ -7222,7 +7590,7 @@
         <w:rPr>
           <w:rFonts w:ascii="Microsoft YaHei" w:hAnsi="Microsoft YaHei" w:eastAsia="Microsoft YaHei"/>
         </w:rPr>
-        <w:t>制造业月会实时回放：以 tests/fixtures/manufacturing_role_meeting_v3/ 的 manuscript.jsonl 对照段落、语言/方言类别、翻译状态，并确认 summary 与 todo 两次 API 请求均有结果。</w:t>
+        <w:t>制造业月会实时回放：以 tests/fixtures/manufacturing_role_meeting_v3/ 的 manuscript.jsonl 对照段落、语言/方言类别、翻译状态，并确认一次平台请求返回三段结果。</w:t>
       </w:r>
     </w:p>
     <w:p>
